--- a/Documen INWO/List Serial Number INWO.docx
+++ b/Documen INWO/List Serial Number INWO.docx
@@ -403,6 +403,14 @@
                 <w:szCs w:val="20"/>
               </w:rPr>
             </w:pPr>
+            <w:r>
+              <w:rPr>
+                <w:rFonts w:cstheme="minorHAnsi"/>
+                <w:sz w:val="20"/>
+                <w:szCs w:val="20"/>
+              </w:rPr>
+              <w:t>J48JC-J3NHV-YH68G-P8M3W-F3KTP</w:t>
+            </w:r>
           </w:p>
         </w:tc>
         <w:tc>
@@ -762,15 +770,7 @@
                 <w:sz w:val="20"/>
                 <w:szCs w:val="20"/>
               </w:rPr>
-              <w:t xml:space="preserve"> </w:t>
-            </w:r>
-            <w:r>
-              <w:rPr>
-                <w:rFonts w:cstheme="minorHAnsi"/>
-                <w:sz w:val="20"/>
-                <w:szCs w:val="20"/>
-              </w:rPr>
-              <w:t>7</w:t>
+              <w:t xml:space="preserve"> 7</w:t>
             </w:r>
           </w:p>
         </w:tc>
@@ -844,15 +844,7 @@
                 <w:sz w:val="20"/>
                 <w:szCs w:val="20"/>
               </w:rPr>
-              <w:t xml:space="preserve"> </w:t>
-            </w:r>
-            <w:r>
-              <w:rPr>
-                <w:rFonts w:cstheme="minorHAnsi"/>
-                <w:sz w:val="20"/>
-                <w:szCs w:val="20"/>
-              </w:rPr>
-              <w:t>8</w:t>
+              <w:t xml:space="preserve"> 8</w:t>
             </w:r>
           </w:p>
         </w:tc>
@@ -925,15 +917,7 @@
                 <w:sz w:val="20"/>
                 <w:szCs w:val="20"/>
               </w:rPr>
-              <w:t xml:space="preserve"> </w:t>
-            </w:r>
-            <w:r>
-              <w:rPr>
-                <w:rFonts w:cstheme="minorHAnsi"/>
-                <w:sz w:val="20"/>
-                <w:szCs w:val="20"/>
-              </w:rPr>
-              <w:t>9</w:t>
+              <w:t xml:space="preserve"> 9</w:t>
             </w:r>
           </w:p>
         </w:tc>
@@ -1007,15 +991,7 @@
                 <w:sz w:val="20"/>
                 <w:szCs w:val="20"/>
               </w:rPr>
-              <w:t xml:space="preserve"> </w:t>
-            </w:r>
-            <w:r>
-              <w:rPr>
-                <w:rFonts w:cstheme="minorHAnsi"/>
-                <w:sz w:val="20"/>
-                <w:szCs w:val="20"/>
-              </w:rPr>
-              <w:t>10</w:t>
+              <w:t xml:space="preserve"> 10</w:t>
             </w:r>
           </w:p>
         </w:tc>
@@ -1423,8 +1399,9 @@
                 <w:sz w:val="20"/>
                 <w:szCs w:val="20"/>
               </w:rPr>
-              <w:t xml:space="preserve"> </w:t>
-            </w:r>
+              <w:t xml:space="preserve"> – System 20 – </w:t>
+            </w:r>
+            <w:proofErr w:type="spellStart"/>
             <w:r>
               <w:rPr>
                 <w:rFonts w:cstheme="minorHAnsi"/>
@@ -1432,8 +1409,9 @@
                 <w:sz w:val="20"/>
                 <w:szCs w:val="20"/>
               </w:rPr>
-              <w:t xml:space="preserve">– System </w:t>
-            </w:r>
+              <w:t>Voip</w:t>
+            </w:r>
+            <w:proofErr w:type="spellEnd"/>
             <w:r>
               <w:rPr>
                 <w:rFonts w:cstheme="minorHAnsi"/>
@@ -1441,405 +1419,1339 @@
                 <w:sz w:val="20"/>
                 <w:szCs w:val="20"/>
               </w:rPr>
-              <w:t>20</w:t>
-            </w:r>
-            <w:r>
+              <w:t xml:space="preserve"> 18</w:t>
+            </w:r>
+          </w:p>
+        </w:tc>
+        <w:tc>
+          <w:tcPr>
+            <w:tcW w:w="3991" w:type="dxa"/>
+            <w:shd w:val="clear" w:color="auto" w:fill="B8CCE4" w:themeFill="accent1" w:themeFillTint="66"/>
+          </w:tcPr>
+          <w:p>
+            <w:pPr>
+              <w:spacing w:before="40" w:after="40"/>
               <w:rPr>
                 <w:rFonts w:cstheme="minorHAnsi"/>
                 <w:b/>
                 <w:sz w:val="20"/>
                 <w:szCs w:val="20"/>
               </w:rPr>
-              <w:t xml:space="preserve"> – </w:t>
-            </w:r>
+            </w:pPr>
+          </w:p>
+        </w:tc>
+      </w:tr>
+      <w:tr>
+        <w:trPr>
+          <w:jc w:val="center"/>
+        </w:trPr>
+        <w:tc>
+          <w:tcPr>
+            <w:tcW w:w="1850" w:type="dxa"/>
+          </w:tcPr>
+          <w:p>
+            <w:pPr>
+              <w:pStyle w:val="ListParagraph"/>
+              <w:numPr>
+                <w:ilvl w:val="0"/>
+                <w:numId w:val="1"/>
+              </w:numPr>
+              <w:spacing w:before="40" w:after="40"/>
+              <w:ind w:left="284" w:hanging="142"/>
+              <w:rPr>
+                <w:rFonts w:cstheme="minorHAnsi"/>
+                <w:sz w:val="20"/>
+                <w:szCs w:val="20"/>
+              </w:rPr>
+            </w:pPr>
+            <w:r>
+              <w:rPr>
+                <w:rFonts w:cstheme="minorHAnsi"/>
+                <w:sz w:val="20"/>
+                <w:szCs w:val="20"/>
+              </w:rPr>
+              <w:t>OFFICIAL 1</w:t>
+            </w:r>
+          </w:p>
+        </w:tc>
+        <w:tc>
+          <w:tcPr>
+            <w:tcW w:w="4129" w:type="dxa"/>
+          </w:tcPr>
+          <w:p>
+            <w:pPr>
+              <w:spacing w:before="40" w:after="40"/>
+              <w:rPr>
+                <w:rFonts w:cstheme="minorHAnsi"/>
+                <w:sz w:val="20"/>
+                <w:szCs w:val="20"/>
+              </w:rPr>
+            </w:pPr>
+          </w:p>
+        </w:tc>
+        <w:tc>
+          <w:tcPr>
+            <w:tcW w:w="3991" w:type="dxa"/>
+          </w:tcPr>
+          <w:p>
+            <w:pPr>
+              <w:spacing w:before="40" w:after="40"/>
+              <w:rPr>
+                <w:rFonts w:cstheme="minorHAnsi"/>
+                <w:sz w:val="20"/>
+                <w:szCs w:val="20"/>
+              </w:rPr>
+            </w:pPr>
+          </w:p>
+        </w:tc>
+      </w:tr>
+      <w:tr>
+        <w:trPr>
+          <w:jc w:val="center"/>
+        </w:trPr>
+        <w:tc>
+          <w:tcPr>
+            <w:tcW w:w="1850" w:type="dxa"/>
+            <w:shd w:val="clear" w:color="auto" w:fill="B8CCE4" w:themeFill="accent1" w:themeFillTint="66"/>
+          </w:tcPr>
+          <w:p>
+            <w:pPr>
+              <w:pStyle w:val="ListParagraph"/>
+              <w:numPr>
+                <w:ilvl w:val="0"/>
+                <w:numId w:val="1"/>
+              </w:numPr>
+              <w:spacing w:before="40" w:after="40"/>
+              <w:ind w:left="284" w:hanging="142"/>
+              <w:rPr>
+                <w:rFonts w:cstheme="minorHAnsi"/>
+                <w:sz w:val="20"/>
+                <w:szCs w:val="20"/>
+              </w:rPr>
+            </w:pPr>
+            <w:r>
+              <w:rPr>
+                <w:rFonts w:cstheme="minorHAnsi"/>
+                <w:sz w:val="20"/>
+                <w:szCs w:val="20"/>
+              </w:rPr>
+              <w:t>OFFICIAL 2</w:t>
+            </w:r>
+          </w:p>
+        </w:tc>
+        <w:tc>
+          <w:tcPr>
+            <w:tcW w:w="4129" w:type="dxa"/>
+            <w:shd w:val="clear" w:color="auto" w:fill="B8CCE4" w:themeFill="accent1" w:themeFillTint="66"/>
+          </w:tcPr>
+          <w:p>
+            <w:pPr>
+              <w:spacing w:before="40" w:after="40"/>
+              <w:rPr>
+                <w:rFonts w:cstheme="minorHAnsi"/>
+                <w:sz w:val="20"/>
+                <w:szCs w:val="20"/>
+              </w:rPr>
+            </w:pPr>
+          </w:p>
+        </w:tc>
+        <w:tc>
+          <w:tcPr>
+            <w:tcW w:w="3991" w:type="dxa"/>
+            <w:shd w:val="clear" w:color="auto" w:fill="B8CCE4" w:themeFill="accent1" w:themeFillTint="66"/>
+          </w:tcPr>
+          <w:p>
+            <w:pPr>
+              <w:spacing w:before="40" w:after="40"/>
+              <w:rPr>
+                <w:rFonts w:cstheme="minorHAnsi"/>
+                <w:color w:val="EE0000"/>
+                <w:sz w:val="20"/>
+                <w:szCs w:val="20"/>
+              </w:rPr>
+            </w:pPr>
+          </w:p>
+        </w:tc>
+      </w:tr>
+      <w:tr>
+        <w:trPr>
+          <w:jc w:val="center"/>
+        </w:trPr>
+        <w:tc>
+          <w:tcPr>
+            <w:tcW w:w="1850" w:type="dxa"/>
+          </w:tcPr>
+          <w:p>
+            <w:pPr>
+              <w:pStyle w:val="ListParagraph"/>
+              <w:numPr>
+                <w:ilvl w:val="0"/>
+                <w:numId w:val="1"/>
+              </w:numPr>
+              <w:spacing w:before="40" w:after="40"/>
+              <w:ind w:left="284" w:hanging="142"/>
+              <w:rPr>
+                <w:rFonts w:cstheme="minorHAnsi"/>
+                <w:sz w:val="20"/>
+                <w:szCs w:val="20"/>
+              </w:rPr>
+            </w:pPr>
+            <w:r>
+              <w:rPr>
+                <w:rFonts w:cstheme="minorHAnsi"/>
+                <w:sz w:val="20"/>
+                <w:szCs w:val="20"/>
+              </w:rPr>
+              <w:t xml:space="preserve">OFFICIAL </w:t>
+            </w:r>
+            <w:r>
+              <w:rPr>
+                <w:rFonts w:cstheme="minorHAnsi"/>
+                <w:sz w:val="20"/>
+                <w:szCs w:val="20"/>
+              </w:rPr>
+              <w:t>3</w:t>
+            </w:r>
+          </w:p>
+        </w:tc>
+        <w:tc>
+          <w:tcPr>
+            <w:tcW w:w="4129" w:type="dxa"/>
+          </w:tcPr>
+          <w:p>
+            <w:pPr>
+              <w:spacing w:before="40" w:after="40"/>
+              <w:rPr>
+                <w:rFonts w:cstheme="minorHAnsi"/>
+                <w:sz w:val="20"/>
+                <w:szCs w:val="20"/>
+              </w:rPr>
+            </w:pPr>
+          </w:p>
+        </w:tc>
+        <w:tc>
+          <w:tcPr>
+            <w:tcW w:w="3991" w:type="dxa"/>
+          </w:tcPr>
+          <w:p>
+            <w:pPr>
+              <w:spacing w:before="40" w:after="40"/>
+              <w:rPr>
+                <w:rFonts w:cstheme="minorHAnsi"/>
+                <w:sz w:val="20"/>
+                <w:szCs w:val="20"/>
+              </w:rPr>
+            </w:pPr>
+          </w:p>
+        </w:tc>
+      </w:tr>
+      <w:tr>
+        <w:trPr>
+          <w:jc w:val="center"/>
+        </w:trPr>
+        <w:tc>
+          <w:tcPr>
+            <w:tcW w:w="1850" w:type="dxa"/>
+            <w:shd w:val="clear" w:color="auto" w:fill="B8CCE4" w:themeFill="accent1" w:themeFillTint="66"/>
+          </w:tcPr>
+          <w:p>
+            <w:pPr>
+              <w:pStyle w:val="ListParagraph"/>
+              <w:numPr>
+                <w:ilvl w:val="0"/>
+                <w:numId w:val="1"/>
+              </w:numPr>
+              <w:spacing w:before="40" w:after="40"/>
+              <w:ind w:left="284" w:hanging="142"/>
+              <w:rPr>
+                <w:rFonts w:cstheme="minorHAnsi"/>
+                <w:sz w:val="20"/>
+                <w:szCs w:val="20"/>
+              </w:rPr>
+            </w:pPr>
+            <w:r>
+              <w:rPr>
+                <w:rFonts w:cstheme="minorHAnsi"/>
+                <w:sz w:val="20"/>
+                <w:szCs w:val="20"/>
+              </w:rPr>
+              <w:t xml:space="preserve">OFFICIAL </w:t>
+            </w:r>
+            <w:r>
+              <w:rPr>
+                <w:rFonts w:cstheme="minorHAnsi"/>
+                <w:sz w:val="20"/>
+                <w:szCs w:val="20"/>
+              </w:rPr>
+              <w:t>4</w:t>
+            </w:r>
+          </w:p>
+        </w:tc>
+        <w:tc>
+          <w:tcPr>
+            <w:tcW w:w="4129" w:type="dxa"/>
+            <w:shd w:val="clear" w:color="auto" w:fill="B8CCE4" w:themeFill="accent1" w:themeFillTint="66"/>
+          </w:tcPr>
+          <w:p>
+            <w:pPr>
+              <w:spacing w:before="40" w:after="40"/>
+              <w:rPr>
+                <w:rFonts w:cstheme="minorHAnsi"/>
+                <w:sz w:val="20"/>
+                <w:szCs w:val="20"/>
+              </w:rPr>
+            </w:pPr>
+          </w:p>
+        </w:tc>
+        <w:tc>
+          <w:tcPr>
+            <w:tcW w:w="3991" w:type="dxa"/>
+            <w:shd w:val="clear" w:color="auto" w:fill="B8CCE4" w:themeFill="accent1" w:themeFillTint="66"/>
+          </w:tcPr>
+          <w:p>
+            <w:pPr>
+              <w:spacing w:before="40" w:after="40"/>
+              <w:rPr>
+                <w:rFonts w:cstheme="minorHAnsi"/>
+                <w:sz w:val="20"/>
+                <w:szCs w:val="20"/>
+              </w:rPr>
+            </w:pPr>
+          </w:p>
+        </w:tc>
+      </w:tr>
+      <w:tr>
+        <w:trPr>
+          <w:jc w:val="center"/>
+        </w:trPr>
+        <w:tc>
+          <w:tcPr>
+            <w:tcW w:w="1850" w:type="dxa"/>
+          </w:tcPr>
+          <w:p>
+            <w:pPr>
+              <w:pStyle w:val="ListParagraph"/>
+              <w:numPr>
+                <w:ilvl w:val="0"/>
+                <w:numId w:val="1"/>
+              </w:numPr>
+              <w:spacing w:before="40" w:after="40"/>
+              <w:ind w:left="284" w:hanging="142"/>
+              <w:rPr>
+                <w:rFonts w:cstheme="minorHAnsi"/>
+                <w:sz w:val="20"/>
+                <w:szCs w:val="20"/>
+              </w:rPr>
+            </w:pPr>
+            <w:r>
+              <w:rPr>
+                <w:rFonts w:cstheme="minorHAnsi"/>
+                <w:sz w:val="20"/>
+                <w:szCs w:val="20"/>
+              </w:rPr>
+              <w:t>OFFICIAL</w:t>
+            </w:r>
+            <w:r>
+              <w:rPr>
+                <w:rFonts w:cstheme="minorHAnsi"/>
+                <w:sz w:val="20"/>
+                <w:szCs w:val="20"/>
+              </w:rPr>
+              <w:t xml:space="preserve"> 5</w:t>
+            </w:r>
+          </w:p>
+        </w:tc>
+        <w:tc>
+          <w:tcPr>
+            <w:tcW w:w="4129" w:type="dxa"/>
+          </w:tcPr>
+          <w:p>
+            <w:pPr>
+              <w:spacing w:before="40" w:after="40"/>
+              <w:rPr>
+                <w:rFonts w:cstheme="minorHAnsi"/>
+                <w:sz w:val="20"/>
+                <w:szCs w:val="20"/>
+                <w:highlight w:val="yellow"/>
+              </w:rPr>
+            </w:pPr>
+          </w:p>
+        </w:tc>
+        <w:tc>
+          <w:tcPr>
+            <w:tcW w:w="3991" w:type="dxa"/>
+          </w:tcPr>
+          <w:p>
+            <w:pPr>
+              <w:spacing w:before="40" w:after="40"/>
+              <w:jc w:val="center"/>
+              <w:rPr>
+                <w:rFonts w:cstheme="minorHAnsi"/>
+                <w:sz w:val="20"/>
+                <w:szCs w:val="20"/>
+              </w:rPr>
+            </w:pPr>
+          </w:p>
+        </w:tc>
+      </w:tr>
+      <w:tr>
+        <w:trPr>
+          <w:jc w:val="center"/>
+        </w:trPr>
+        <w:tc>
+          <w:tcPr>
+            <w:tcW w:w="1850" w:type="dxa"/>
+            <w:shd w:val="clear" w:color="auto" w:fill="B8CCE4" w:themeFill="accent1" w:themeFillTint="66"/>
+          </w:tcPr>
+          <w:p>
+            <w:pPr>
+              <w:pStyle w:val="ListParagraph"/>
+              <w:numPr>
+                <w:ilvl w:val="0"/>
+                <w:numId w:val="1"/>
+              </w:numPr>
+              <w:spacing w:before="40" w:after="40"/>
+              <w:ind w:left="284" w:hanging="142"/>
+              <w:rPr>
+                <w:rFonts w:cstheme="minorHAnsi"/>
+                <w:sz w:val="20"/>
+                <w:szCs w:val="20"/>
+              </w:rPr>
+            </w:pPr>
+            <w:r>
+              <w:rPr>
+                <w:rFonts w:cstheme="minorHAnsi"/>
+                <w:sz w:val="20"/>
+                <w:szCs w:val="20"/>
+              </w:rPr>
+              <w:t>OFFICIAL</w:t>
+            </w:r>
+            <w:r>
+              <w:rPr>
+                <w:rFonts w:cstheme="minorHAnsi"/>
+                <w:sz w:val="20"/>
+                <w:szCs w:val="20"/>
+              </w:rPr>
+              <w:t xml:space="preserve"> 6</w:t>
+            </w:r>
+          </w:p>
+        </w:tc>
+        <w:tc>
+          <w:tcPr>
+            <w:tcW w:w="4129" w:type="dxa"/>
+            <w:shd w:val="clear" w:color="auto" w:fill="B8CCE4" w:themeFill="accent1" w:themeFillTint="66"/>
+          </w:tcPr>
+          <w:p>
+            <w:pPr>
+              <w:spacing w:before="40" w:after="40"/>
+              <w:rPr>
+                <w:rFonts w:cstheme="minorHAnsi"/>
+                <w:sz w:val="20"/>
+                <w:szCs w:val="20"/>
+              </w:rPr>
+            </w:pPr>
+          </w:p>
+        </w:tc>
+        <w:tc>
+          <w:tcPr>
+            <w:tcW w:w="3991" w:type="dxa"/>
+            <w:shd w:val="clear" w:color="auto" w:fill="B8CCE4" w:themeFill="accent1" w:themeFillTint="66"/>
+          </w:tcPr>
+          <w:p>
+            <w:pPr>
+              <w:spacing w:before="40" w:after="40"/>
+              <w:rPr>
+                <w:rFonts w:cstheme="minorHAnsi"/>
+                <w:sz w:val="20"/>
+                <w:szCs w:val="20"/>
+              </w:rPr>
+            </w:pPr>
+          </w:p>
+        </w:tc>
+      </w:tr>
+      <w:tr>
+        <w:trPr>
+          <w:jc w:val="center"/>
+        </w:trPr>
+        <w:tc>
+          <w:tcPr>
+            <w:tcW w:w="1850" w:type="dxa"/>
+          </w:tcPr>
+          <w:p>
+            <w:pPr>
+              <w:pStyle w:val="ListParagraph"/>
+              <w:numPr>
+                <w:ilvl w:val="0"/>
+                <w:numId w:val="1"/>
+              </w:numPr>
+              <w:spacing w:before="40" w:after="40"/>
+              <w:ind w:left="284" w:hanging="142"/>
+              <w:rPr>
+                <w:rFonts w:cstheme="minorHAnsi"/>
+                <w:sz w:val="20"/>
+                <w:szCs w:val="20"/>
+              </w:rPr>
+            </w:pPr>
+            <w:r>
+              <w:rPr>
+                <w:rFonts w:cstheme="minorHAnsi"/>
+                <w:sz w:val="20"/>
+                <w:szCs w:val="20"/>
+              </w:rPr>
+              <w:t xml:space="preserve">OFFICIAL </w:t>
+            </w:r>
+            <w:r>
+              <w:rPr>
+                <w:rFonts w:cstheme="minorHAnsi"/>
+                <w:sz w:val="20"/>
+                <w:szCs w:val="20"/>
+              </w:rPr>
+              <w:t>7</w:t>
+            </w:r>
+          </w:p>
+        </w:tc>
+        <w:tc>
+          <w:tcPr>
+            <w:tcW w:w="4129" w:type="dxa"/>
+          </w:tcPr>
+          <w:p>
+            <w:pPr>
+              <w:spacing w:before="40" w:after="40"/>
+              <w:rPr>
+                <w:rFonts w:cstheme="minorHAnsi"/>
+                <w:sz w:val="20"/>
+                <w:szCs w:val="20"/>
+              </w:rPr>
+            </w:pPr>
+          </w:p>
+        </w:tc>
+        <w:tc>
+          <w:tcPr>
+            <w:tcW w:w="3991" w:type="dxa"/>
+          </w:tcPr>
+          <w:p>
+            <w:pPr>
+              <w:spacing w:before="40" w:after="40"/>
+              <w:rPr>
+                <w:rFonts w:cstheme="minorHAnsi"/>
+                <w:sz w:val="20"/>
+                <w:szCs w:val="20"/>
+              </w:rPr>
+            </w:pPr>
+          </w:p>
+        </w:tc>
+      </w:tr>
+      <w:tr>
+        <w:trPr>
+          <w:jc w:val="center"/>
+        </w:trPr>
+        <w:tc>
+          <w:tcPr>
+            <w:tcW w:w="1850" w:type="dxa"/>
+            <w:shd w:val="clear" w:color="auto" w:fill="B8CCE4" w:themeFill="accent1" w:themeFillTint="66"/>
+          </w:tcPr>
+          <w:p>
+            <w:pPr>
+              <w:pStyle w:val="ListParagraph"/>
+              <w:numPr>
+                <w:ilvl w:val="0"/>
+                <w:numId w:val="1"/>
+              </w:numPr>
+              <w:spacing w:before="40" w:after="40"/>
+              <w:ind w:left="284" w:hanging="142"/>
+              <w:rPr>
+                <w:rFonts w:cstheme="minorHAnsi"/>
+                <w:sz w:val="20"/>
+                <w:szCs w:val="20"/>
+              </w:rPr>
+            </w:pPr>
+            <w:r>
+              <w:rPr>
+                <w:rFonts w:cstheme="minorHAnsi"/>
+                <w:sz w:val="20"/>
+                <w:szCs w:val="20"/>
+              </w:rPr>
+              <w:t xml:space="preserve">OFFICIAL </w:t>
+            </w:r>
+            <w:r>
+              <w:rPr>
+                <w:rFonts w:cstheme="minorHAnsi"/>
+                <w:sz w:val="20"/>
+                <w:szCs w:val="20"/>
+              </w:rPr>
+              <w:t>8</w:t>
+            </w:r>
+          </w:p>
+        </w:tc>
+        <w:tc>
+          <w:tcPr>
+            <w:tcW w:w="4129" w:type="dxa"/>
+            <w:shd w:val="clear" w:color="auto" w:fill="B8CCE4" w:themeFill="accent1" w:themeFillTint="66"/>
+          </w:tcPr>
+          <w:p>
+            <w:pPr>
+              <w:spacing w:before="40" w:after="40"/>
+              <w:rPr>
+                <w:rFonts w:cstheme="minorHAnsi"/>
+                <w:sz w:val="20"/>
+                <w:szCs w:val="20"/>
+              </w:rPr>
+            </w:pPr>
+          </w:p>
+        </w:tc>
+        <w:tc>
+          <w:tcPr>
+            <w:tcW w:w="3991" w:type="dxa"/>
+            <w:shd w:val="clear" w:color="auto" w:fill="B8CCE4" w:themeFill="accent1" w:themeFillTint="66"/>
+          </w:tcPr>
+          <w:p>
+            <w:pPr>
+              <w:spacing w:before="40" w:after="40"/>
+              <w:rPr>
+                <w:rFonts w:cstheme="minorHAnsi"/>
+                <w:sz w:val="20"/>
+                <w:szCs w:val="20"/>
+              </w:rPr>
+            </w:pPr>
+          </w:p>
+        </w:tc>
+      </w:tr>
+      <w:tr>
+        <w:trPr>
+          <w:jc w:val="center"/>
+        </w:trPr>
+        <w:tc>
+          <w:tcPr>
+            <w:tcW w:w="1850" w:type="dxa"/>
+          </w:tcPr>
+          <w:p>
+            <w:pPr>
+              <w:pStyle w:val="ListParagraph"/>
+              <w:numPr>
+                <w:ilvl w:val="0"/>
+                <w:numId w:val="1"/>
+              </w:numPr>
+              <w:spacing w:before="40" w:after="40"/>
+              <w:ind w:left="284" w:hanging="142"/>
+              <w:rPr>
+                <w:rFonts w:cstheme="minorHAnsi"/>
+                <w:sz w:val="20"/>
+                <w:szCs w:val="20"/>
+              </w:rPr>
+            </w:pPr>
+            <w:r>
+              <w:rPr>
+                <w:rFonts w:cstheme="minorHAnsi"/>
+                <w:sz w:val="20"/>
+                <w:szCs w:val="20"/>
+              </w:rPr>
+              <w:t xml:space="preserve">OFFICIAL </w:t>
+            </w:r>
+            <w:r>
+              <w:rPr>
+                <w:rFonts w:cstheme="minorHAnsi"/>
+                <w:sz w:val="20"/>
+                <w:szCs w:val="20"/>
+              </w:rPr>
+              <w:t>9</w:t>
+            </w:r>
+          </w:p>
+        </w:tc>
+        <w:tc>
+          <w:tcPr>
+            <w:tcW w:w="4129" w:type="dxa"/>
+          </w:tcPr>
+          <w:p>
+            <w:pPr>
+              <w:spacing w:before="40" w:after="40"/>
+              <w:rPr>
+                <w:rFonts w:cstheme="minorHAnsi"/>
+                <w:sz w:val="20"/>
+                <w:szCs w:val="20"/>
+              </w:rPr>
+            </w:pPr>
+          </w:p>
+        </w:tc>
+        <w:tc>
+          <w:tcPr>
+            <w:tcW w:w="3991" w:type="dxa"/>
+          </w:tcPr>
+          <w:p>
+            <w:pPr>
+              <w:spacing w:before="40" w:after="40"/>
+              <w:rPr>
+                <w:rFonts w:cstheme="minorHAnsi"/>
+                <w:sz w:val="20"/>
+                <w:szCs w:val="20"/>
+              </w:rPr>
+            </w:pPr>
+          </w:p>
+        </w:tc>
+      </w:tr>
+      <w:tr>
+        <w:trPr>
+          <w:jc w:val="center"/>
+        </w:trPr>
+        <w:tc>
+          <w:tcPr>
+            <w:tcW w:w="1850" w:type="dxa"/>
+            <w:shd w:val="clear" w:color="auto" w:fill="B8CCE4" w:themeFill="accent1" w:themeFillTint="66"/>
+          </w:tcPr>
+          <w:p>
+            <w:pPr>
+              <w:pStyle w:val="ListParagraph"/>
+              <w:numPr>
+                <w:ilvl w:val="0"/>
+                <w:numId w:val="1"/>
+              </w:numPr>
+              <w:spacing w:before="40" w:after="40"/>
+              <w:ind w:left="284" w:hanging="142"/>
+              <w:rPr>
+                <w:rFonts w:cstheme="minorHAnsi"/>
+                <w:sz w:val="20"/>
+                <w:szCs w:val="20"/>
+              </w:rPr>
+            </w:pPr>
+            <w:r>
+              <w:rPr>
+                <w:rFonts w:cstheme="minorHAnsi"/>
+                <w:sz w:val="20"/>
+                <w:szCs w:val="20"/>
+              </w:rPr>
+              <w:t>OFFICIAL</w:t>
+            </w:r>
+            <w:r>
+              <w:rPr>
+                <w:rFonts w:cstheme="minorHAnsi"/>
+                <w:sz w:val="20"/>
+                <w:szCs w:val="20"/>
+              </w:rPr>
+              <w:t xml:space="preserve"> 10</w:t>
+            </w:r>
+          </w:p>
+        </w:tc>
+        <w:tc>
+          <w:tcPr>
+            <w:tcW w:w="4129" w:type="dxa"/>
+            <w:shd w:val="clear" w:color="auto" w:fill="B8CCE4" w:themeFill="accent1" w:themeFillTint="66"/>
+          </w:tcPr>
+          <w:p>
+            <w:pPr>
+              <w:spacing w:before="40" w:after="40"/>
+              <w:rPr>
+                <w:rFonts w:cstheme="minorHAnsi"/>
+                <w:sz w:val="20"/>
+                <w:szCs w:val="20"/>
+              </w:rPr>
+            </w:pPr>
+          </w:p>
+        </w:tc>
+        <w:tc>
+          <w:tcPr>
+            <w:tcW w:w="3991" w:type="dxa"/>
+            <w:shd w:val="clear" w:color="auto" w:fill="B8CCE4" w:themeFill="accent1" w:themeFillTint="66"/>
+          </w:tcPr>
+          <w:p>
+            <w:pPr>
+              <w:spacing w:before="40" w:after="40"/>
+              <w:rPr>
+                <w:rFonts w:cstheme="minorHAnsi"/>
+                <w:sz w:val="20"/>
+                <w:szCs w:val="20"/>
+              </w:rPr>
+            </w:pPr>
+          </w:p>
+        </w:tc>
+      </w:tr>
+      <w:tr>
+        <w:trPr>
+          <w:jc w:val="center"/>
+        </w:trPr>
+        <w:tc>
+          <w:tcPr>
+            <w:tcW w:w="1850" w:type="dxa"/>
+          </w:tcPr>
+          <w:p>
+            <w:pPr>
+              <w:pStyle w:val="ListParagraph"/>
+              <w:numPr>
+                <w:ilvl w:val="0"/>
+                <w:numId w:val="1"/>
+              </w:numPr>
+              <w:spacing w:before="40" w:after="40"/>
+              <w:ind w:left="284" w:hanging="142"/>
+              <w:rPr>
+                <w:rFonts w:cstheme="minorHAnsi"/>
+                <w:sz w:val="20"/>
+                <w:szCs w:val="20"/>
+              </w:rPr>
+            </w:pPr>
+            <w:r>
+              <w:rPr>
+                <w:rFonts w:cstheme="minorHAnsi"/>
+                <w:sz w:val="20"/>
+                <w:szCs w:val="20"/>
+              </w:rPr>
+              <w:t>OFFICIAL</w:t>
+            </w:r>
+            <w:r>
+              <w:rPr>
+                <w:rFonts w:cstheme="minorHAnsi"/>
+                <w:sz w:val="20"/>
+                <w:szCs w:val="20"/>
+              </w:rPr>
+              <w:t xml:space="preserve"> 11</w:t>
+            </w:r>
+          </w:p>
+        </w:tc>
+        <w:tc>
+          <w:tcPr>
+            <w:tcW w:w="4129" w:type="dxa"/>
+          </w:tcPr>
+          <w:p>
+            <w:pPr>
+              <w:spacing w:before="40" w:after="40"/>
+              <w:rPr>
+                <w:rFonts w:cstheme="minorHAnsi"/>
+                <w:sz w:val="20"/>
+                <w:szCs w:val="20"/>
+              </w:rPr>
+            </w:pPr>
+          </w:p>
+        </w:tc>
+        <w:tc>
+          <w:tcPr>
+            <w:tcW w:w="3991" w:type="dxa"/>
+          </w:tcPr>
+          <w:p>
+            <w:pPr>
+              <w:spacing w:before="40" w:after="40"/>
+              <w:rPr>
+                <w:rFonts w:cstheme="minorHAnsi"/>
+                <w:sz w:val="20"/>
+                <w:szCs w:val="20"/>
+              </w:rPr>
+            </w:pPr>
+          </w:p>
+        </w:tc>
+      </w:tr>
+      <w:tr>
+        <w:trPr>
+          <w:jc w:val="center"/>
+        </w:trPr>
+        <w:tc>
+          <w:tcPr>
+            <w:tcW w:w="1850" w:type="dxa"/>
+            <w:shd w:val="clear" w:color="auto" w:fill="B8CCE4" w:themeFill="accent1" w:themeFillTint="66"/>
+          </w:tcPr>
+          <w:p>
+            <w:pPr>
+              <w:pStyle w:val="ListParagraph"/>
+              <w:numPr>
+                <w:ilvl w:val="0"/>
+                <w:numId w:val="1"/>
+              </w:numPr>
+              <w:spacing w:before="40" w:after="40"/>
+              <w:ind w:left="284" w:hanging="142"/>
+              <w:rPr>
+                <w:rFonts w:cstheme="minorHAnsi"/>
+                <w:sz w:val="20"/>
+                <w:szCs w:val="20"/>
+              </w:rPr>
+            </w:pPr>
+            <w:r>
+              <w:rPr>
+                <w:rFonts w:cstheme="minorHAnsi"/>
+                <w:sz w:val="20"/>
+                <w:szCs w:val="20"/>
+              </w:rPr>
+              <w:t>OFFICIAL</w:t>
+            </w:r>
+            <w:r>
+              <w:rPr>
+                <w:rFonts w:cstheme="minorHAnsi"/>
+                <w:sz w:val="20"/>
+                <w:szCs w:val="20"/>
+              </w:rPr>
+              <w:t xml:space="preserve"> 12</w:t>
+            </w:r>
+          </w:p>
+        </w:tc>
+        <w:tc>
+          <w:tcPr>
+            <w:tcW w:w="4129" w:type="dxa"/>
+            <w:shd w:val="clear" w:color="auto" w:fill="B8CCE4" w:themeFill="accent1" w:themeFillTint="66"/>
+          </w:tcPr>
+          <w:p>
+            <w:pPr>
+              <w:spacing w:before="40" w:after="40"/>
+              <w:rPr>
+                <w:rFonts w:cstheme="minorHAnsi"/>
+                <w:sz w:val="20"/>
+                <w:szCs w:val="20"/>
+              </w:rPr>
+            </w:pPr>
+          </w:p>
+        </w:tc>
+        <w:tc>
+          <w:tcPr>
+            <w:tcW w:w="3991" w:type="dxa"/>
+            <w:shd w:val="clear" w:color="auto" w:fill="B8CCE4" w:themeFill="accent1" w:themeFillTint="66"/>
+          </w:tcPr>
+          <w:p>
+            <w:pPr>
+              <w:spacing w:before="40" w:after="40"/>
+              <w:rPr>
+                <w:rFonts w:cstheme="minorHAnsi"/>
+                <w:sz w:val="20"/>
+                <w:szCs w:val="20"/>
+              </w:rPr>
+            </w:pPr>
+          </w:p>
+        </w:tc>
+      </w:tr>
+      <w:tr>
+        <w:trPr>
+          <w:jc w:val="center"/>
+        </w:trPr>
+        <w:tc>
+          <w:tcPr>
+            <w:tcW w:w="1850" w:type="dxa"/>
+          </w:tcPr>
+          <w:p>
+            <w:pPr>
+              <w:pStyle w:val="ListParagraph"/>
+              <w:numPr>
+                <w:ilvl w:val="0"/>
+                <w:numId w:val="1"/>
+              </w:numPr>
+              <w:spacing w:before="40" w:after="40"/>
+              <w:ind w:left="284" w:hanging="142"/>
+              <w:rPr>
+                <w:rFonts w:cstheme="minorHAnsi"/>
+                <w:sz w:val="20"/>
+                <w:szCs w:val="20"/>
+              </w:rPr>
+            </w:pPr>
+            <w:r>
+              <w:rPr>
+                <w:rFonts w:cstheme="minorHAnsi"/>
+                <w:sz w:val="20"/>
+                <w:szCs w:val="20"/>
+              </w:rPr>
+              <w:t xml:space="preserve">OFFICIAL </w:t>
+            </w:r>
+            <w:r>
+              <w:rPr>
+                <w:rFonts w:cstheme="minorHAnsi"/>
+                <w:sz w:val="20"/>
+                <w:szCs w:val="20"/>
+              </w:rPr>
+              <w:t>13</w:t>
+            </w:r>
+          </w:p>
+        </w:tc>
+        <w:tc>
+          <w:tcPr>
+            <w:tcW w:w="4129" w:type="dxa"/>
+          </w:tcPr>
+          <w:p>
+            <w:pPr>
+              <w:spacing w:before="40" w:after="40"/>
+              <w:rPr>
+                <w:rFonts w:cstheme="minorHAnsi"/>
+                <w:sz w:val="20"/>
+                <w:szCs w:val="20"/>
+              </w:rPr>
+            </w:pPr>
+          </w:p>
+        </w:tc>
+        <w:tc>
+          <w:tcPr>
+            <w:tcW w:w="3991" w:type="dxa"/>
+          </w:tcPr>
+          <w:p>
+            <w:pPr>
+              <w:spacing w:before="40" w:after="40"/>
+              <w:rPr>
+                <w:rFonts w:cstheme="minorHAnsi"/>
+                <w:sz w:val="20"/>
+                <w:szCs w:val="20"/>
+              </w:rPr>
+            </w:pPr>
+          </w:p>
+        </w:tc>
+      </w:tr>
+      <w:tr>
+        <w:trPr>
+          <w:jc w:val="center"/>
+        </w:trPr>
+        <w:tc>
+          <w:tcPr>
+            <w:tcW w:w="1850" w:type="dxa"/>
+            <w:shd w:val="clear" w:color="auto" w:fill="B8CCE4" w:themeFill="accent1" w:themeFillTint="66"/>
+          </w:tcPr>
+          <w:p>
+            <w:pPr>
+              <w:pStyle w:val="ListParagraph"/>
+              <w:numPr>
+                <w:ilvl w:val="0"/>
+                <w:numId w:val="1"/>
+              </w:numPr>
+              <w:spacing w:before="40" w:after="40"/>
+              <w:ind w:left="284" w:hanging="142"/>
+              <w:rPr>
+                <w:rFonts w:cstheme="minorHAnsi"/>
+                <w:sz w:val="20"/>
+                <w:szCs w:val="20"/>
+              </w:rPr>
+            </w:pPr>
+            <w:r>
+              <w:rPr>
+                <w:rFonts w:cstheme="minorHAnsi"/>
+                <w:sz w:val="20"/>
+                <w:szCs w:val="20"/>
+              </w:rPr>
+              <w:t xml:space="preserve">OFFICIAL </w:t>
+            </w:r>
+            <w:r>
+              <w:rPr>
+                <w:rFonts w:cstheme="minorHAnsi"/>
+                <w:sz w:val="20"/>
+                <w:szCs w:val="20"/>
+              </w:rPr>
+              <w:t>14</w:t>
+            </w:r>
+          </w:p>
+        </w:tc>
+        <w:tc>
+          <w:tcPr>
+            <w:tcW w:w="4129" w:type="dxa"/>
+            <w:shd w:val="clear" w:color="auto" w:fill="B8CCE4" w:themeFill="accent1" w:themeFillTint="66"/>
+          </w:tcPr>
+          <w:p>
+            <w:pPr>
+              <w:spacing w:before="40" w:after="40"/>
+              <w:rPr>
+                <w:rFonts w:cstheme="minorHAnsi"/>
+                <w:sz w:val="20"/>
+                <w:szCs w:val="20"/>
+              </w:rPr>
+            </w:pPr>
+          </w:p>
+        </w:tc>
+        <w:tc>
+          <w:tcPr>
+            <w:tcW w:w="3991" w:type="dxa"/>
+            <w:shd w:val="clear" w:color="auto" w:fill="B8CCE4" w:themeFill="accent1" w:themeFillTint="66"/>
+          </w:tcPr>
+          <w:p>
+            <w:pPr>
+              <w:spacing w:before="40" w:after="40"/>
+              <w:rPr>
+                <w:rFonts w:cstheme="minorHAnsi"/>
+                <w:sz w:val="20"/>
+                <w:szCs w:val="20"/>
+              </w:rPr>
+            </w:pPr>
+          </w:p>
+        </w:tc>
+      </w:tr>
+      <w:tr>
+        <w:trPr>
+          <w:jc w:val="center"/>
+        </w:trPr>
+        <w:tc>
+          <w:tcPr>
+            <w:tcW w:w="1850" w:type="dxa"/>
+          </w:tcPr>
+          <w:p>
+            <w:pPr>
+              <w:pStyle w:val="ListParagraph"/>
+              <w:numPr>
+                <w:ilvl w:val="0"/>
+                <w:numId w:val="1"/>
+              </w:numPr>
+              <w:spacing w:before="40" w:after="40"/>
+              <w:ind w:left="284" w:hanging="142"/>
+              <w:rPr>
+                <w:rFonts w:cstheme="minorHAnsi"/>
+                <w:sz w:val="20"/>
+                <w:szCs w:val="20"/>
+              </w:rPr>
+            </w:pPr>
+            <w:r>
+              <w:rPr>
+                <w:rFonts w:cstheme="minorHAnsi"/>
+                <w:sz w:val="20"/>
+                <w:szCs w:val="20"/>
+              </w:rPr>
+              <w:t xml:space="preserve">OFFICIAL </w:t>
+            </w:r>
+            <w:r>
+              <w:rPr>
+                <w:rFonts w:cstheme="minorHAnsi"/>
+                <w:sz w:val="20"/>
+                <w:szCs w:val="20"/>
+              </w:rPr>
+              <w:t>15</w:t>
+            </w:r>
+          </w:p>
+        </w:tc>
+        <w:tc>
+          <w:tcPr>
+            <w:tcW w:w="4129" w:type="dxa"/>
+          </w:tcPr>
+          <w:p>
+            <w:pPr>
+              <w:spacing w:before="40" w:after="40"/>
+              <w:rPr>
+                <w:rFonts w:cstheme="minorHAnsi"/>
+                <w:sz w:val="20"/>
+                <w:szCs w:val="20"/>
+              </w:rPr>
+            </w:pPr>
+          </w:p>
+        </w:tc>
+        <w:tc>
+          <w:tcPr>
+            <w:tcW w:w="3991" w:type="dxa"/>
+          </w:tcPr>
+          <w:p>
+            <w:pPr>
+              <w:spacing w:before="40" w:after="40"/>
+              <w:rPr>
+                <w:rFonts w:cstheme="minorHAnsi"/>
+                <w:sz w:val="20"/>
+                <w:szCs w:val="20"/>
+              </w:rPr>
+            </w:pPr>
+          </w:p>
+        </w:tc>
+      </w:tr>
+      <w:tr>
+        <w:trPr>
+          <w:jc w:val="center"/>
+        </w:trPr>
+        <w:tc>
+          <w:tcPr>
+            <w:tcW w:w="1850" w:type="dxa"/>
+            <w:shd w:val="clear" w:color="auto" w:fill="B8CCE4" w:themeFill="accent1" w:themeFillTint="66"/>
+          </w:tcPr>
+          <w:p>
+            <w:pPr>
+              <w:pStyle w:val="ListParagraph"/>
+              <w:numPr>
+                <w:ilvl w:val="0"/>
+                <w:numId w:val="1"/>
+              </w:numPr>
+              <w:spacing w:before="40" w:after="40"/>
+              <w:ind w:left="284" w:hanging="142"/>
+              <w:rPr>
+                <w:rFonts w:cstheme="minorHAnsi"/>
+                <w:sz w:val="20"/>
+                <w:szCs w:val="20"/>
+              </w:rPr>
+            </w:pPr>
             <w:proofErr w:type="spellStart"/>
             <w:r>
               <w:rPr>
                 <w:rFonts w:cstheme="minorHAnsi"/>
-                <w:b/>
-                <w:sz w:val="20"/>
-                <w:szCs w:val="20"/>
-              </w:rPr>
-              <w:t>Voip</w:t>
+                <w:sz w:val="20"/>
+                <w:szCs w:val="20"/>
+              </w:rPr>
+              <w:t>Wasdal</w:t>
             </w:r>
             <w:proofErr w:type="spellEnd"/>
             <w:r>
               <w:rPr>
                 <w:rFonts w:cstheme="minorHAnsi"/>
-                <w:b/>
                 <w:sz w:val="20"/>
                 <w:szCs w:val="20"/>
               </w:rPr>
               <w:t xml:space="preserve"> 1</w:t>
             </w:r>
-            <w:r>
-              <w:rPr>
-                <w:rFonts w:cstheme="minorHAnsi"/>
-                <w:b/>
-                <w:sz w:val="20"/>
-                <w:szCs w:val="20"/>
-              </w:rPr>
-              <w:t>8</w:t>
-            </w:r>
-          </w:p>
-        </w:tc>
-        <w:tc>
-          <w:tcPr>
-            <w:tcW w:w="3991" w:type="dxa"/>
-            <w:shd w:val="clear" w:color="auto" w:fill="B8CCE4" w:themeFill="accent1" w:themeFillTint="66"/>
-          </w:tcPr>
-          <w:p>
-            <w:pPr>
-              <w:spacing w:before="40" w:after="40"/>
-              <w:rPr>
-                <w:rFonts w:cstheme="minorHAnsi"/>
-                <w:b/>
-                <w:sz w:val="20"/>
-                <w:szCs w:val="20"/>
-              </w:rPr>
-            </w:pPr>
-          </w:p>
-        </w:tc>
-      </w:tr>
-      <w:tr>
-        <w:trPr>
-          <w:jc w:val="center"/>
-        </w:trPr>
-        <w:tc>
-          <w:tcPr>
-            <w:tcW w:w="1850" w:type="dxa"/>
-          </w:tcPr>
-          <w:p>
-            <w:pPr>
-              <w:pStyle w:val="ListParagraph"/>
-              <w:numPr>
-                <w:ilvl w:val="0"/>
-                <w:numId w:val="1"/>
-              </w:numPr>
-              <w:spacing w:before="40" w:after="40"/>
-              <w:ind w:left="284" w:hanging="142"/>
-              <w:rPr>
-                <w:rFonts w:cstheme="minorHAnsi"/>
-                <w:sz w:val="20"/>
-                <w:szCs w:val="20"/>
-              </w:rPr>
-            </w:pPr>
-            <w:r>
-              <w:rPr>
-                <w:rFonts w:cstheme="minorHAnsi"/>
-                <w:sz w:val="20"/>
-                <w:szCs w:val="20"/>
-              </w:rPr>
-              <w:t>OFFICIAL 1</w:t>
-            </w:r>
-          </w:p>
-        </w:tc>
-        <w:tc>
-          <w:tcPr>
-            <w:tcW w:w="4129" w:type="dxa"/>
-          </w:tcPr>
-          <w:p>
-            <w:pPr>
-              <w:spacing w:before="40" w:after="40"/>
-              <w:rPr>
-                <w:rFonts w:cstheme="minorHAnsi"/>
-                <w:sz w:val="20"/>
-                <w:szCs w:val="20"/>
-              </w:rPr>
-            </w:pPr>
-          </w:p>
-        </w:tc>
-        <w:tc>
-          <w:tcPr>
-            <w:tcW w:w="3991" w:type="dxa"/>
-          </w:tcPr>
-          <w:p>
-            <w:pPr>
-              <w:spacing w:before="40" w:after="40"/>
-              <w:rPr>
-                <w:rFonts w:cstheme="minorHAnsi"/>
-                <w:sz w:val="20"/>
-                <w:szCs w:val="20"/>
-              </w:rPr>
-            </w:pPr>
-          </w:p>
-        </w:tc>
-      </w:tr>
-      <w:tr>
-        <w:trPr>
-          <w:jc w:val="center"/>
-        </w:trPr>
-        <w:tc>
-          <w:tcPr>
-            <w:tcW w:w="1850" w:type="dxa"/>
-            <w:shd w:val="clear" w:color="auto" w:fill="B8CCE4" w:themeFill="accent1" w:themeFillTint="66"/>
-          </w:tcPr>
-          <w:p>
-            <w:pPr>
-              <w:pStyle w:val="ListParagraph"/>
-              <w:numPr>
-                <w:ilvl w:val="0"/>
-                <w:numId w:val="1"/>
-              </w:numPr>
-              <w:spacing w:before="40" w:after="40"/>
-              <w:ind w:left="284" w:hanging="142"/>
-              <w:rPr>
-                <w:rFonts w:cstheme="minorHAnsi"/>
-                <w:sz w:val="20"/>
-                <w:szCs w:val="20"/>
-              </w:rPr>
-            </w:pPr>
-            <w:r>
-              <w:rPr>
-                <w:rFonts w:cstheme="minorHAnsi"/>
-                <w:sz w:val="20"/>
-                <w:szCs w:val="20"/>
-              </w:rPr>
-              <w:t>OFFICIAL 2</w:t>
-            </w:r>
-          </w:p>
-        </w:tc>
-        <w:tc>
-          <w:tcPr>
-            <w:tcW w:w="4129" w:type="dxa"/>
-            <w:shd w:val="clear" w:color="auto" w:fill="B8CCE4" w:themeFill="accent1" w:themeFillTint="66"/>
-          </w:tcPr>
-          <w:p>
-            <w:pPr>
-              <w:spacing w:before="40" w:after="40"/>
-              <w:rPr>
-                <w:rFonts w:cstheme="minorHAnsi"/>
-                <w:sz w:val="20"/>
-                <w:szCs w:val="20"/>
-              </w:rPr>
-            </w:pPr>
-          </w:p>
-        </w:tc>
-        <w:tc>
-          <w:tcPr>
-            <w:tcW w:w="3991" w:type="dxa"/>
-            <w:shd w:val="clear" w:color="auto" w:fill="B8CCE4" w:themeFill="accent1" w:themeFillTint="66"/>
-          </w:tcPr>
-          <w:p>
-            <w:pPr>
-              <w:spacing w:before="40" w:after="40"/>
-              <w:rPr>
-                <w:rFonts w:cstheme="minorHAnsi"/>
-                <w:color w:val="EE0000"/>
-                <w:sz w:val="20"/>
-                <w:szCs w:val="20"/>
-              </w:rPr>
-            </w:pPr>
-          </w:p>
-        </w:tc>
-      </w:tr>
-      <w:tr>
-        <w:trPr>
-          <w:jc w:val="center"/>
-        </w:trPr>
-        <w:tc>
-          <w:tcPr>
-            <w:tcW w:w="1850" w:type="dxa"/>
-          </w:tcPr>
-          <w:p>
-            <w:pPr>
-              <w:pStyle w:val="ListParagraph"/>
-              <w:numPr>
-                <w:ilvl w:val="0"/>
-                <w:numId w:val="1"/>
-              </w:numPr>
-              <w:spacing w:before="40" w:after="40"/>
-              <w:ind w:left="284" w:hanging="142"/>
-              <w:rPr>
-                <w:rFonts w:cstheme="minorHAnsi"/>
-                <w:sz w:val="20"/>
-                <w:szCs w:val="20"/>
-              </w:rPr>
-            </w:pPr>
-            <w:r>
-              <w:rPr>
-                <w:rFonts w:cstheme="minorHAnsi"/>
-                <w:sz w:val="20"/>
-                <w:szCs w:val="20"/>
-              </w:rPr>
-              <w:t xml:space="preserve">OFFICIAL </w:t>
-            </w:r>
-            <w:r>
-              <w:rPr>
-                <w:rFonts w:cstheme="minorHAnsi"/>
-                <w:sz w:val="20"/>
-                <w:szCs w:val="20"/>
-              </w:rPr>
-              <w:t>3</w:t>
-            </w:r>
-          </w:p>
-        </w:tc>
-        <w:tc>
-          <w:tcPr>
-            <w:tcW w:w="4129" w:type="dxa"/>
-          </w:tcPr>
-          <w:p>
-            <w:pPr>
-              <w:spacing w:before="40" w:after="40"/>
-              <w:rPr>
-                <w:rFonts w:cstheme="minorHAnsi"/>
-                <w:sz w:val="20"/>
-                <w:szCs w:val="20"/>
-              </w:rPr>
-            </w:pPr>
-          </w:p>
-        </w:tc>
-        <w:tc>
-          <w:tcPr>
-            <w:tcW w:w="3991" w:type="dxa"/>
-          </w:tcPr>
-          <w:p>
-            <w:pPr>
-              <w:spacing w:before="40" w:after="40"/>
-              <w:rPr>
-                <w:rFonts w:cstheme="minorHAnsi"/>
-                <w:sz w:val="20"/>
-                <w:szCs w:val="20"/>
-              </w:rPr>
-            </w:pPr>
-          </w:p>
-        </w:tc>
-      </w:tr>
-      <w:tr>
-        <w:trPr>
-          <w:jc w:val="center"/>
-        </w:trPr>
-        <w:tc>
-          <w:tcPr>
-            <w:tcW w:w="1850" w:type="dxa"/>
-            <w:shd w:val="clear" w:color="auto" w:fill="B8CCE4" w:themeFill="accent1" w:themeFillTint="66"/>
-          </w:tcPr>
-          <w:p>
-            <w:pPr>
-              <w:pStyle w:val="ListParagraph"/>
-              <w:numPr>
-                <w:ilvl w:val="0"/>
-                <w:numId w:val="1"/>
-              </w:numPr>
-              <w:spacing w:before="40" w:after="40"/>
-              <w:ind w:left="284" w:hanging="142"/>
-              <w:rPr>
-                <w:rFonts w:cstheme="minorHAnsi"/>
-                <w:sz w:val="20"/>
-                <w:szCs w:val="20"/>
-              </w:rPr>
-            </w:pPr>
-            <w:r>
-              <w:rPr>
-                <w:rFonts w:cstheme="minorHAnsi"/>
-                <w:sz w:val="20"/>
-                <w:szCs w:val="20"/>
-              </w:rPr>
-              <w:t xml:space="preserve">OFFICIAL </w:t>
-            </w:r>
-            <w:r>
-              <w:rPr>
-                <w:rFonts w:cstheme="minorHAnsi"/>
-                <w:sz w:val="20"/>
-                <w:szCs w:val="20"/>
-              </w:rPr>
-              <w:t>4</w:t>
-            </w:r>
-          </w:p>
-        </w:tc>
-        <w:tc>
-          <w:tcPr>
-            <w:tcW w:w="4129" w:type="dxa"/>
-            <w:shd w:val="clear" w:color="auto" w:fill="B8CCE4" w:themeFill="accent1" w:themeFillTint="66"/>
-          </w:tcPr>
-          <w:p>
-            <w:pPr>
-              <w:spacing w:before="40" w:after="40"/>
-              <w:rPr>
-                <w:rFonts w:cstheme="minorHAnsi"/>
-                <w:sz w:val="20"/>
-                <w:szCs w:val="20"/>
-              </w:rPr>
-            </w:pPr>
-          </w:p>
-        </w:tc>
-        <w:tc>
-          <w:tcPr>
-            <w:tcW w:w="3991" w:type="dxa"/>
-            <w:shd w:val="clear" w:color="auto" w:fill="B8CCE4" w:themeFill="accent1" w:themeFillTint="66"/>
-          </w:tcPr>
-          <w:p>
-            <w:pPr>
-              <w:spacing w:before="40" w:after="40"/>
-              <w:rPr>
-                <w:rFonts w:cstheme="minorHAnsi"/>
-                <w:sz w:val="20"/>
-                <w:szCs w:val="20"/>
-              </w:rPr>
-            </w:pPr>
-          </w:p>
-        </w:tc>
-      </w:tr>
-      <w:tr>
-        <w:trPr>
-          <w:jc w:val="center"/>
-        </w:trPr>
-        <w:tc>
-          <w:tcPr>
-            <w:tcW w:w="1850" w:type="dxa"/>
-          </w:tcPr>
-          <w:p>
-            <w:pPr>
-              <w:pStyle w:val="ListParagraph"/>
-              <w:numPr>
-                <w:ilvl w:val="0"/>
-                <w:numId w:val="1"/>
-              </w:numPr>
-              <w:spacing w:before="40" w:after="40"/>
-              <w:ind w:left="284" w:hanging="142"/>
-              <w:rPr>
-                <w:rFonts w:cstheme="minorHAnsi"/>
-                <w:sz w:val="20"/>
-                <w:szCs w:val="20"/>
-              </w:rPr>
-            </w:pPr>
-            <w:r>
-              <w:rPr>
-                <w:rFonts w:cstheme="minorHAnsi"/>
-                <w:sz w:val="20"/>
-                <w:szCs w:val="20"/>
-              </w:rPr>
-              <w:t>OFFICIAL</w:t>
-            </w:r>
-            <w:r>
-              <w:rPr>
-                <w:rFonts w:cstheme="minorHAnsi"/>
-                <w:sz w:val="20"/>
-                <w:szCs w:val="20"/>
-              </w:rPr>
-              <w:t xml:space="preserve"> 5</w:t>
-            </w:r>
-          </w:p>
-        </w:tc>
-        <w:tc>
-          <w:tcPr>
-            <w:tcW w:w="4129" w:type="dxa"/>
-          </w:tcPr>
-          <w:p>
-            <w:pPr>
-              <w:spacing w:before="40" w:after="40"/>
-              <w:rPr>
-                <w:rFonts w:cstheme="minorHAnsi"/>
-                <w:sz w:val="20"/>
-                <w:szCs w:val="20"/>
-                <w:highlight w:val="yellow"/>
-              </w:rPr>
-            </w:pPr>
-          </w:p>
-        </w:tc>
-        <w:tc>
-          <w:tcPr>
-            <w:tcW w:w="3991" w:type="dxa"/>
+          </w:p>
+        </w:tc>
+        <w:tc>
+          <w:tcPr>
+            <w:tcW w:w="4129" w:type="dxa"/>
+            <w:shd w:val="clear" w:color="auto" w:fill="B8CCE4" w:themeFill="accent1" w:themeFillTint="66"/>
+          </w:tcPr>
+          <w:p>
+            <w:pPr>
+              <w:spacing w:before="40" w:after="40"/>
+              <w:rPr>
+                <w:rFonts w:cstheme="minorHAnsi"/>
+                <w:sz w:val="20"/>
+                <w:szCs w:val="20"/>
+              </w:rPr>
+            </w:pPr>
+          </w:p>
+        </w:tc>
+        <w:tc>
+          <w:tcPr>
+            <w:tcW w:w="3991" w:type="dxa"/>
+            <w:shd w:val="clear" w:color="auto" w:fill="B8CCE4" w:themeFill="accent1" w:themeFillTint="66"/>
+          </w:tcPr>
+          <w:p>
+            <w:pPr>
+              <w:spacing w:before="40" w:after="40"/>
+              <w:rPr>
+                <w:rFonts w:cstheme="minorHAnsi"/>
+                <w:sz w:val="20"/>
+                <w:szCs w:val="20"/>
+              </w:rPr>
+            </w:pPr>
+          </w:p>
+        </w:tc>
+      </w:tr>
+      <w:tr>
+        <w:trPr>
+          <w:jc w:val="center"/>
+        </w:trPr>
+        <w:tc>
+          <w:tcPr>
+            <w:tcW w:w="1850" w:type="dxa"/>
+          </w:tcPr>
+          <w:p>
+            <w:pPr>
+              <w:pStyle w:val="ListParagraph"/>
+              <w:numPr>
+                <w:ilvl w:val="0"/>
+                <w:numId w:val="1"/>
+              </w:numPr>
+              <w:spacing w:before="40" w:after="40"/>
+              <w:ind w:left="284" w:hanging="142"/>
+              <w:rPr>
+                <w:rFonts w:cstheme="minorHAnsi"/>
+                <w:sz w:val="20"/>
+                <w:szCs w:val="20"/>
+              </w:rPr>
+            </w:pPr>
+            <w:proofErr w:type="spellStart"/>
+            <w:r>
+              <w:rPr>
+                <w:rFonts w:cstheme="minorHAnsi"/>
+                <w:sz w:val="20"/>
+                <w:szCs w:val="20"/>
+              </w:rPr>
+              <w:t>Wasdal</w:t>
+            </w:r>
+            <w:proofErr w:type="spellEnd"/>
+            <w:r>
+              <w:rPr>
+                <w:rFonts w:cstheme="minorHAnsi"/>
+                <w:sz w:val="20"/>
+                <w:szCs w:val="20"/>
+              </w:rPr>
+              <w:t xml:space="preserve"> 2</w:t>
+            </w:r>
+          </w:p>
+        </w:tc>
+        <w:tc>
+          <w:tcPr>
+            <w:tcW w:w="4129" w:type="dxa"/>
+          </w:tcPr>
+          <w:p>
+            <w:pPr>
+              <w:spacing w:before="40" w:after="40"/>
+              <w:rPr>
+                <w:rFonts w:cstheme="minorHAnsi"/>
+                <w:sz w:val="20"/>
+                <w:szCs w:val="20"/>
+              </w:rPr>
+            </w:pPr>
+          </w:p>
+        </w:tc>
+        <w:tc>
+          <w:tcPr>
+            <w:tcW w:w="3991" w:type="dxa"/>
+          </w:tcPr>
+          <w:p>
+            <w:pPr>
+              <w:spacing w:before="40" w:after="40"/>
+              <w:rPr>
+                <w:rFonts w:cstheme="minorHAnsi"/>
+                <w:sz w:val="20"/>
+                <w:szCs w:val="20"/>
+              </w:rPr>
+            </w:pPr>
+          </w:p>
+        </w:tc>
+      </w:tr>
+      <w:tr>
+        <w:trPr>
+          <w:jc w:val="center"/>
+        </w:trPr>
+        <w:tc>
+          <w:tcPr>
+            <w:tcW w:w="1850" w:type="dxa"/>
+            <w:shd w:val="clear" w:color="auto" w:fill="B8CCE4" w:themeFill="accent1" w:themeFillTint="66"/>
+          </w:tcPr>
+          <w:p>
+            <w:pPr>
+              <w:pStyle w:val="ListParagraph"/>
+              <w:numPr>
+                <w:ilvl w:val="0"/>
+                <w:numId w:val="1"/>
+              </w:numPr>
+              <w:spacing w:before="40" w:after="40"/>
+              <w:ind w:left="284" w:hanging="142"/>
+              <w:rPr>
+                <w:rFonts w:cstheme="minorHAnsi"/>
+                <w:sz w:val="20"/>
+                <w:szCs w:val="20"/>
+              </w:rPr>
+            </w:pPr>
+            <w:r>
+              <w:rPr>
+                <w:rFonts w:cstheme="minorHAnsi"/>
+                <w:sz w:val="20"/>
+                <w:szCs w:val="20"/>
+              </w:rPr>
+              <w:t xml:space="preserve">Papan </w:t>
+            </w:r>
+            <w:proofErr w:type="spellStart"/>
+            <w:r>
+              <w:rPr>
+                <w:rFonts w:cstheme="minorHAnsi"/>
+                <w:sz w:val="20"/>
+                <w:szCs w:val="20"/>
+              </w:rPr>
+              <w:t>Situasi</w:t>
+            </w:r>
+            <w:proofErr w:type="spellEnd"/>
+            <w:r>
+              <w:rPr>
+                <w:rFonts w:cstheme="minorHAnsi"/>
+                <w:sz w:val="20"/>
+                <w:szCs w:val="20"/>
+              </w:rPr>
+              <w:t xml:space="preserve"> 1</w:t>
+            </w:r>
+          </w:p>
+        </w:tc>
+        <w:tc>
+          <w:tcPr>
+            <w:tcW w:w="4129" w:type="dxa"/>
+            <w:shd w:val="clear" w:color="auto" w:fill="B8CCE4" w:themeFill="accent1" w:themeFillTint="66"/>
+          </w:tcPr>
+          <w:p>
+            <w:pPr>
+              <w:spacing w:before="40" w:after="40"/>
+              <w:rPr>
+                <w:rFonts w:cstheme="minorHAnsi"/>
+                <w:sz w:val="20"/>
+                <w:szCs w:val="20"/>
+              </w:rPr>
+            </w:pPr>
+          </w:p>
+        </w:tc>
+        <w:tc>
+          <w:tcPr>
+            <w:tcW w:w="3991" w:type="dxa"/>
+            <w:shd w:val="clear" w:color="auto" w:fill="B8CCE4" w:themeFill="accent1" w:themeFillTint="66"/>
           </w:tcPr>
           <w:p>
             <w:pPr>
@@ -1851,784 +2763,48 @@
                 <w:szCs w:val="20"/>
               </w:rPr>
             </w:pPr>
-          </w:p>
-        </w:tc>
-      </w:tr>
-      <w:tr>
-        <w:trPr>
-          <w:jc w:val="center"/>
-        </w:trPr>
-        <w:tc>
-          <w:tcPr>
-            <w:tcW w:w="1850" w:type="dxa"/>
-            <w:shd w:val="clear" w:color="auto" w:fill="B8CCE4" w:themeFill="accent1" w:themeFillTint="66"/>
-          </w:tcPr>
-          <w:p>
-            <w:pPr>
-              <w:pStyle w:val="ListParagraph"/>
-              <w:numPr>
-                <w:ilvl w:val="0"/>
-                <w:numId w:val="1"/>
-              </w:numPr>
-              <w:spacing w:before="40" w:after="40"/>
-              <w:ind w:left="284" w:hanging="142"/>
-              <w:rPr>
-                <w:rFonts w:cstheme="minorHAnsi"/>
-                <w:sz w:val="20"/>
-                <w:szCs w:val="20"/>
-              </w:rPr>
-            </w:pPr>
-            <w:r>
-              <w:rPr>
-                <w:rFonts w:cstheme="minorHAnsi"/>
-                <w:sz w:val="20"/>
-                <w:szCs w:val="20"/>
-              </w:rPr>
-              <w:t>OFFICIAL</w:t>
-            </w:r>
-            <w:r>
-              <w:rPr>
-                <w:rFonts w:cstheme="minorHAnsi"/>
-                <w:sz w:val="20"/>
-                <w:szCs w:val="20"/>
-              </w:rPr>
-              <w:t xml:space="preserve"> 6</w:t>
-            </w:r>
-          </w:p>
-        </w:tc>
-        <w:tc>
-          <w:tcPr>
-            <w:tcW w:w="4129" w:type="dxa"/>
-            <w:shd w:val="clear" w:color="auto" w:fill="B8CCE4" w:themeFill="accent1" w:themeFillTint="66"/>
-          </w:tcPr>
-          <w:p>
-            <w:pPr>
-              <w:spacing w:before="40" w:after="40"/>
-              <w:rPr>
-                <w:rFonts w:cstheme="minorHAnsi"/>
-                <w:sz w:val="20"/>
-                <w:szCs w:val="20"/>
-              </w:rPr>
-            </w:pPr>
-          </w:p>
-        </w:tc>
-        <w:tc>
-          <w:tcPr>
-            <w:tcW w:w="3991" w:type="dxa"/>
-            <w:shd w:val="clear" w:color="auto" w:fill="B8CCE4" w:themeFill="accent1" w:themeFillTint="66"/>
-          </w:tcPr>
-          <w:p>
-            <w:pPr>
-              <w:spacing w:before="40" w:after="40"/>
-              <w:rPr>
-                <w:rFonts w:cstheme="minorHAnsi"/>
-                <w:sz w:val="20"/>
-                <w:szCs w:val="20"/>
-              </w:rPr>
-            </w:pPr>
-          </w:p>
-        </w:tc>
-      </w:tr>
-      <w:tr>
-        <w:trPr>
-          <w:jc w:val="center"/>
-        </w:trPr>
-        <w:tc>
-          <w:tcPr>
-            <w:tcW w:w="1850" w:type="dxa"/>
-          </w:tcPr>
-          <w:p>
-            <w:pPr>
-              <w:pStyle w:val="ListParagraph"/>
-              <w:numPr>
-                <w:ilvl w:val="0"/>
-                <w:numId w:val="1"/>
-              </w:numPr>
-              <w:spacing w:before="40" w:after="40"/>
-              <w:ind w:left="284" w:hanging="142"/>
-              <w:rPr>
-                <w:rFonts w:cstheme="minorHAnsi"/>
-                <w:sz w:val="20"/>
-                <w:szCs w:val="20"/>
-              </w:rPr>
-            </w:pPr>
-            <w:r>
-              <w:rPr>
-                <w:rFonts w:cstheme="minorHAnsi"/>
-                <w:sz w:val="20"/>
-                <w:szCs w:val="20"/>
-              </w:rPr>
-              <w:t xml:space="preserve">OFFICIAL </w:t>
-            </w:r>
-            <w:r>
-              <w:rPr>
-                <w:rFonts w:cstheme="minorHAnsi"/>
-                <w:sz w:val="20"/>
-                <w:szCs w:val="20"/>
-              </w:rPr>
-              <w:t>7</w:t>
-            </w:r>
-          </w:p>
-        </w:tc>
-        <w:tc>
-          <w:tcPr>
-            <w:tcW w:w="4129" w:type="dxa"/>
-          </w:tcPr>
-          <w:p>
-            <w:pPr>
-              <w:spacing w:before="40" w:after="40"/>
-              <w:rPr>
-                <w:rFonts w:cstheme="minorHAnsi"/>
-                <w:sz w:val="20"/>
-                <w:szCs w:val="20"/>
-              </w:rPr>
-            </w:pPr>
-          </w:p>
-        </w:tc>
-        <w:tc>
-          <w:tcPr>
-            <w:tcW w:w="3991" w:type="dxa"/>
-          </w:tcPr>
-          <w:p>
-            <w:pPr>
-              <w:spacing w:before="40" w:after="40"/>
-              <w:rPr>
-                <w:rFonts w:cstheme="minorHAnsi"/>
-                <w:sz w:val="20"/>
-                <w:szCs w:val="20"/>
-              </w:rPr>
-            </w:pPr>
-          </w:p>
-        </w:tc>
-      </w:tr>
-      <w:tr>
-        <w:trPr>
-          <w:jc w:val="center"/>
-        </w:trPr>
-        <w:tc>
-          <w:tcPr>
-            <w:tcW w:w="1850" w:type="dxa"/>
-            <w:shd w:val="clear" w:color="auto" w:fill="B8CCE4" w:themeFill="accent1" w:themeFillTint="66"/>
-          </w:tcPr>
-          <w:p>
-            <w:pPr>
-              <w:pStyle w:val="ListParagraph"/>
-              <w:numPr>
-                <w:ilvl w:val="0"/>
-                <w:numId w:val="1"/>
-              </w:numPr>
-              <w:spacing w:before="40" w:after="40"/>
-              <w:ind w:left="284" w:hanging="142"/>
-              <w:rPr>
-                <w:rFonts w:cstheme="minorHAnsi"/>
-                <w:sz w:val="20"/>
-                <w:szCs w:val="20"/>
-              </w:rPr>
-            </w:pPr>
-            <w:r>
-              <w:rPr>
-                <w:rFonts w:cstheme="minorHAnsi"/>
-                <w:sz w:val="20"/>
-                <w:szCs w:val="20"/>
-              </w:rPr>
-              <w:t xml:space="preserve">OFFICIAL </w:t>
-            </w:r>
-            <w:r>
-              <w:rPr>
-                <w:rFonts w:cstheme="minorHAnsi"/>
-                <w:sz w:val="20"/>
-                <w:szCs w:val="20"/>
-              </w:rPr>
-              <w:t>8</w:t>
-            </w:r>
-          </w:p>
-        </w:tc>
-        <w:tc>
-          <w:tcPr>
-            <w:tcW w:w="4129" w:type="dxa"/>
-            <w:shd w:val="clear" w:color="auto" w:fill="B8CCE4" w:themeFill="accent1" w:themeFillTint="66"/>
-          </w:tcPr>
-          <w:p>
-            <w:pPr>
-              <w:spacing w:before="40" w:after="40"/>
-              <w:rPr>
-                <w:rFonts w:cstheme="minorHAnsi"/>
-                <w:sz w:val="20"/>
-                <w:szCs w:val="20"/>
-              </w:rPr>
-            </w:pPr>
-          </w:p>
-        </w:tc>
-        <w:tc>
-          <w:tcPr>
-            <w:tcW w:w="3991" w:type="dxa"/>
-            <w:shd w:val="clear" w:color="auto" w:fill="B8CCE4" w:themeFill="accent1" w:themeFillTint="66"/>
-          </w:tcPr>
-          <w:p>
-            <w:pPr>
-              <w:spacing w:before="40" w:after="40"/>
-              <w:rPr>
-                <w:rFonts w:cstheme="minorHAnsi"/>
-                <w:sz w:val="20"/>
-                <w:szCs w:val="20"/>
-              </w:rPr>
-            </w:pPr>
-          </w:p>
-        </w:tc>
-      </w:tr>
-      <w:tr>
-        <w:trPr>
-          <w:jc w:val="center"/>
-        </w:trPr>
-        <w:tc>
-          <w:tcPr>
-            <w:tcW w:w="1850" w:type="dxa"/>
-          </w:tcPr>
-          <w:p>
-            <w:pPr>
-              <w:pStyle w:val="ListParagraph"/>
-              <w:numPr>
-                <w:ilvl w:val="0"/>
-                <w:numId w:val="1"/>
-              </w:numPr>
-              <w:spacing w:before="40" w:after="40"/>
-              <w:ind w:left="284" w:hanging="142"/>
-              <w:rPr>
-                <w:rFonts w:cstheme="minorHAnsi"/>
-                <w:sz w:val="20"/>
-                <w:szCs w:val="20"/>
-              </w:rPr>
-            </w:pPr>
-            <w:r>
-              <w:rPr>
-                <w:rFonts w:cstheme="minorHAnsi"/>
-                <w:sz w:val="20"/>
-                <w:szCs w:val="20"/>
-              </w:rPr>
-              <w:t xml:space="preserve">OFFICIAL </w:t>
-            </w:r>
-            <w:r>
-              <w:rPr>
-                <w:rFonts w:cstheme="minorHAnsi"/>
-                <w:sz w:val="20"/>
-                <w:szCs w:val="20"/>
-              </w:rPr>
-              <w:t>9</w:t>
-            </w:r>
-          </w:p>
-        </w:tc>
-        <w:tc>
-          <w:tcPr>
-            <w:tcW w:w="4129" w:type="dxa"/>
-          </w:tcPr>
-          <w:p>
-            <w:pPr>
-              <w:spacing w:before="40" w:after="40"/>
-              <w:rPr>
-                <w:rFonts w:cstheme="minorHAnsi"/>
-                <w:sz w:val="20"/>
-                <w:szCs w:val="20"/>
-              </w:rPr>
-            </w:pPr>
-          </w:p>
-        </w:tc>
-        <w:tc>
-          <w:tcPr>
-            <w:tcW w:w="3991" w:type="dxa"/>
-          </w:tcPr>
-          <w:p>
-            <w:pPr>
-              <w:spacing w:before="40" w:after="40"/>
-              <w:rPr>
-                <w:rFonts w:cstheme="minorHAnsi"/>
-                <w:sz w:val="20"/>
-                <w:szCs w:val="20"/>
-              </w:rPr>
-            </w:pPr>
-          </w:p>
-        </w:tc>
-      </w:tr>
-      <w:tr>
-        <w:trPr>
-          <w:jc w:val="center"/>
-        </w:trPr>
-        <w:tc>
-          <w:tcPr>
-            <w:tcW w:w="1850" w:type="dxa"/>
-            <w:shd w:val="clear" w:color="auto" w:fill="B8CCE4" w:themeFill="accent1" w:themeFillTint="66"/>
-          </w:tcPr>
-          <w:p>
-            <w:pPr>
-              <w:pStyle w:val="ListParagraph"/>
-              <w:numPr>
-                <w:ilvl w:val="0"/>
-                <w:numId w:val="1"/>
-              </w:numPr>
-              <w:spacing w:before="40" w:after="40"/>
-              <w:ind w:left="284" w:hanging="142"/>
-              <w:rPr>
-                <w:rFonts w:cstheme="minorHAnsi"/>
-                <w:sz w:val="20"/>
-                <w:szCs w:val="20"/>
-              </w:rPr>
-            </w:pPr>
-            <w:r>
-              <w:rPr>
-                <w:rFonts w:cstheme="minorHAnsi"/>
-                <w:sz w:val="20"/>
-                <w:szCs w:val="20"/>
-              </w:rPr>
-              <w:t>OFFICIAL</w:t>
-            </w:r>
-            <w:r>
-              <w:rPr>
-                <w:rFonts w:cstheme="minorHAnsi"/>
-                <w:sz w:val="20"/>
-                <w:szCs w:val="20"/>
-              </w:rPr>
-              <w:t xml:space="preserve"> 10</w:t>
-            </w:r>
-          </w:p>
-        </w:tc>
-        <w:tc>
-          <w:tcPr>
-            <w:tcW w:w="4129" w:type="dxa"/>
-            <w:shd w:val="clear" w:color="auto" w:fill="B8CCE4" w:themeFill="accent1" w:themeFillTint="66"/>
-          </w:tcPr>
-          <w:p>
-            <w:pPr>
-              <w:spacing w:before="40" w:after="40"/>
-              <w:rPr>
-                <w:rFonts w:cstheme="minorHAnsi"/>
-                <w:sz w:val="20"/>
-                <w:szCs w:val="20"/>
-              </w:rPr>
-            </w:pPr>
-          </w:p>
-        </w:tc>
-        <w:tc>
-          <w:tcPr>
-            <w:tcW w:w="3991" w:type="dxa"/>
-            <w:shd w:val="clear" w:color="auto" w:fill="B8CCE4" w:themeFill="accent1" w:themeFillTint="66"/>
-          </w:tcPr>
-          <w:p>
-            <w:pPr>
-              <w:spacing w:before="40" w:after="40"/>
-              <w:rPr>
-                <w:rFonts w:cstheme="minorHAnsi"/>
-                <w:sz w:val="20"/>
-                <w:szCs w:val="20"/>
-              </w:rPr>
-            </w:pPr>
-          </w:p>
-        </w:tc>
-      </w:tr>
-      <w:tr>
-        <w:trPr>
-          <w:jc w:val="center"/>
-        </w:trPr>
-        <w:tc>
-          <w:tcPr>
-            <w:tcW w:w="1850" w:type="dxa"/>
-          </w:tcPr>
-          <w:p>
-            <w:pPr>
-              <w:pStyle w:val="ListParagraph"/>
-              <w:numPr>
-                <w:ilvl w:val="0"/>
-                <w:numId w:val="1"/>
-              </w:numPr>
-              <w:spacing w:before="40" w:after="40"/>
-              <w:ind w:left="284" w:hanging="142"/>
-              <w:rPr>
-                <w:rFonts w:cstheme="minorHAnsi"/>
-                <w:sz w:val="20"/>
-                <w:szCs w:val="20"/>
-              </w:rPr>
-            </w:pPr>
-            <w:r>
-              <w:rPr>
-                <w:rFonts w:cstheme="minorHAnsi"/>
-                <w:sz w:val="20"/>
-                <w:szCs w:val="20"/>
-              </w:rPr>
-              <w:t>OFFICIAL</w:t>
-            </w:r>
-            <w:r>
-              <w:rPr>
-                <w:rFonts w:cstheme="minorHAnsi"/>
-                <w:sz w:val="20"/>
-                <w:szCs w:val="20"/>
-              </w:rPr>
-              <w:t xml:space="preserve"> </w:t>
-            </w:r>
-            <w:r>
-              <w:rPr>
-                <w:rFonts w:cstheme="minorHAnsi"/>
-                <w:sz w:val="20"/>
-                <w:szCs w:val="20"/>
-              </w:rPr>
-              <w:t>11</w:t>
-            </w:r>
-          </w:p>
-        </w:tc>
-        <w:tc>
-          <w:tcPr>
-            <w:tcW w:w="4129" w:type="dxa"/>
-          </w:tcPr>
-          <w:p>
-            <w:pPr>
-              <w:spacing w:before="40" w:after="40"/>
-              <w:rPr>
-                <w:rFonts w:cstheme="minorHAnsi"/>
-                <w:sz w:val="20"/>
-                <w:szCs w:val="20"/>
-              </w:rPr>
-            </w:pPr>
-          </w:p>
-        </w:tc>
-        <w:tc>
-          <w:tcPr>
-            <w:tcW w:w="3991" w:type="dxa"/>
-          </w:tcPr>
-          <w:p>
-            <w:pPr>
-              <w:spacing w:before="40" w:after="40"/>
-              <w:rPr>
-                <w:rFonts w:cstheme="minorHAnsi"/>
-                <w:sz w:val="20"/>
-                <w:szCs w:val="20"/>
-              </w:rPr>
-            </w:pPr>
-          </w:p>
-        </w:tc>
-      </w:tr>
-      <w:tr>
-        <w:trPr>
-          <w:jc w:val="center"/>
-        </w:trPr>
-        <w:tc>
-          <w:tcPr>
-            <w:tcW w:w="1850" w:type="dxa"/>
-            <w:shd w:val="clear" w:color="auto" w:fill="B8CCE4" w:themeFill="accent1" w:themeFillTint="66"/>
-          </w:tcPr>
-          <w:p>
-            <w:pPr>
-              <w:pStyle w:val="ListParagraph"/>
-              <w:numPr>
-                <w:ilvl w:val="0"/>
-                <w:numId w:val="1"/>
-              </w:numPr>
-              <w:spacing w:before="40" w:after="40"/>
-              <w:ind w:left="284" w:hanging="142"/>
-              <w:rPr>
-                <w:rFonts w:cstheme="minorHAnsi"/>
-                <w:sz w:val="20"/>
-                <w:szCs w:val="20"/>
-              </w:rPr>
-            </w:pPr>
-            <w:r>
-              <w:rPr>
-                <w:rFonts w:cstheme="minorHAnsi"/>
-                <w:sz w:val="20"/>
-                <w:szCs w:val="20"/>
-              </w:rPr>
-              <w:t>OFFICIAL</w:t>
-            </w:r>
-            <w:r>
-              <w:rPr>
-                <w:rFonts w:cstheme="minorHAnsi"/>
-                <w:sz w:val="20"/>
-                <w:szCs w:val="20"/>
-              </w:rPr>
-              <w:t xml:space="preserve"> </w:t>
-            </w:r>
-            <w:r>
-              <w:rPr>
-                <w:rFonts w:cstheme="minorHAnsi"/>
-                <w:sz w:val="20"/>
-                <w:szCs w:val="20"/>
-              </w:rPr>
-              <w:t>12</w:t>
-            </w:r>
-          </w:p>
-        </w:tc>
-        <w:tc>
-          <w:tcPr>
-            <w:tcW w:w="4129" w:type="dxa"/>
-            <w:shd w:val="clear" w:color="auto" w:fill="B8CCE4" w:themeFill="accent1" w:themeFillTint="66"/>
-          </w:tcPr>
-          <w:p>
-            <w:pPr>
-              <w:spacing w:before="40" w:after="40"/>
-              <w:rPr>
-                <w:rFonts w:cstheme="minorHAnsi"/>
-                <w:sz w:val="20"/>
-                <w:szCs w:val="20"/>
-              </w:rPr>
-            </w:pPr>
-          </w:p>
-        </w:tc>
-        <w:tc>
-          <w:tcPr>
-            <w:tcW w:w="3991" w:type="dxa"/>
-            <w:shd w:val="clear" w:color="auto" w:fill="B8CCE4" w:themeFill="accent1" w:themeFillTint="66"/>
-          </w:tcPr>
-          <w:p>
-            <w:pPr>
-              <w:spacing w:before="40" w:after="40"/>
-              <w:rPr>
-                <w:rFonts w:cstheme="minorHAnsi"/>
-                <w:sz w:val="20"/>
-                <w:szCs w:val="20"/>
-              </w:rPr>
-            </w:pPr>
-          </w:p>
-        </w:tc>
-      </w:tr>
-      <w:tr>
-        <w:trPr>
-          <w:jc w:val="center"/>
-        </w:trPr>
-        <w:tc>
-          <w:tcPr>
-            <w:tcW w:w="1850" w:type="dxa"/>
-          </w:tcPr>
-          <w:p>
-            <w:pPr>
-              <w:pStyle w:val="ListParagraph"/>
-              <w:numPr>
-                <w:ilvl w:val="0"/>
-                <w:numId w:val="1"/>
-              </w:numPr>
-              <w:spacing w:before="40" w:after="40"/>
-              <w:ind w:left="284" w:hanging="142"/>
-              <w:rPr>
-                <w:rFonts w:cstheme="minorHAnsi"/>
-                <w:sz w:val="20"/>
-                <w:szCs w:val="20"/>
-              </w:rPr>
-            </w:pPr>
-            <w:r>
-              <w:rPr>
-                <w:rFonts w:cstheme="minorHAnsi"/>
-                <w:sz w:val="20"/>
-                <w:szCs w:val="20"/>
-              </w:rPr>
-              <w:t xml:space="preserve">OFFICIAL </w:t>
-            </w:r>
-            <w:r>
-              <w:rPr>
-                <w:rFonts w:cstheme="minorHAnsi"/>
-                <w:sz w:val="20"/>
-                <w:szCs w:val="20"/>
-              </w:rPr>
-              <w:t>13</w:t>
-            </w:r>
-          </w:p>
-        </w:tc>
-        <w:tc>
-          <w:tcPr>
-            <w:tcW w:w="4129" w:type="dxa"/>
-          </w:tcPr>
-          <w:p>
-            <w:pPr>
-              <w:spacing w:before="40" w:after="40"/>
-              <w:rPr>
-                <w:rFonts w:cstheme="minorHAnsi"/>
-                <w:sz w:val="20"/>
-                <w:szCs w:val="20"/>
-              </w:rPr>
-            </w:pPr>
-          </w:p>
-        </w:tc>
-        <w:tc>
-          <w:tcPr>
-            <w:tcW w:w="3991" w:type="dxa"/>
-          </w:tcPr>
-          <w:p>
-            <w:pPr>
-              <w:spacing w:before="40" w:after="40"/>
-              <w:rPr>
-                <w:rFonts w:cstheme="minorHAnsi"/>
-                <w:sz w:val="20"/>
-                <w:szCs w:val="20"/>
-              </w:rPr>
-            </w:pPr>
-          </w:p>
-        </w:tc>
-      </w:tr>
-      <w:tr>
-        <w:trPr>
-          <w:jc w:val="center"/>
-        </w:trPr>
-        <w:tc>
-          <w:tcPr>
-            <w:tcW w:w="1850" w:type="dxa"/>
-            <w:shd w:val="clear" w:color="auto" w:fill="B8CCE4" w:themeFill="accent1" w:themeFillTint="66"/>
-          </w:tcPr>
-          <w:p>
-            <w:pPr>
-              <w:pStyle w:val="ListParagraph"/>
-              <w:numPr>
-                <w:ilvl w:val="0"/>
-                <w:numId w:val="1"/>
-              </w:numPr>
-              <w:spacing w:before="40" w:after="40"/>
-              <w:ind w:left="284" w:hanging="142"/>
-              <w:rPr>
-                <w:rFonts w:cstheme="minorHAnsi"/>
-                <w:sz w:val="20"/>
-                <w:szCs w:val="20"/>
-              </w:rPr>
-            </w:pPr>
-            <w:r>
-              <w:rPr>
-                <w:rFonts w:cstheme="minorHAnsi"/>
-                <w:sz w:val="20"/>
-                <w:szCs w:val="20"/>
-              </w:rPr>
-              <w:t xml:space="preserve">OFFICIAL </w:t>
-            </w:r>
-            <w:r>
-              <w:rPr>
-                <w:rFonts w:cstheme="minorHAnsi"/>
-                <w:sz w:val="20"/>
-                <w:szCs w:val="20"/>
-              </w:rPr>
-              <w:t>14</w:t>
-            </w:r>
-          </w:p>
-        </w:tc>
-        <w:tc>
-          <w:tcPr>
-            <w:tcW w:w="4129" w:type="dxa"/>
-            <w:shd w:val="clear" w:color="auto" w:fill="B8CCE4" w:themeFill="accent1" w:themeFillTint="66"/>
-          </w:tcPr>
-          <w:p>
-            <w:pPr>
-              <w:spacing w:before="40" w:after="40"/>
-              <w:rPr>
-                <w:rFonts w:cstheme="minorHAnsi"/>
-                <w:sz w:val="20"/>
-                <w:szCs w:val="20"/>
-              </w:rPr>
-            </w:pPr>
-          </w:p>
-        </w:tc>
-        <w:tc>
-          <w:tcPr>
-            <w:tcW w:w="3991" w:type="dxa"/>
-            <w:shd w:val="clear" w:color="auto" w:fill="B8CCE4" w:themeFill="accent1" w:themeFillTint="66"/>
-          </w:tcPr>
-          <w:p>
-            <w:pPr>
-              <w:spacing w:before="40" w:after="40"/>
-              <w:rPr>
-                <w:rFonts w:cstheme="minorHAnsi"/>
-                <w:sz w:val="20"/>
-                <w:szCs w:val="20"/>
-              </w:rPr>
-            </w:pPr>
-          </w:p>
-        </w:tc>
-      </w:tr>
-      <w:tr>
-        <w:trPr>
-          <w:jc w:val="center"/>
-        </w:trPr>
-        <w:tc>
-          <w:tcPr>
-            <w:tcW w:w="1850" w:type="dxa"/>
-          </w:tcPr>
-          <w:p>
-            <w:pPr>
-              <w:pStyle w:val="ListParagraph"/>
-              <w:numPr>
-                <w:ilvl w:val="0"/>
-                <w:numId w:val="1"/>
-              </w:numPr>
-              <w:spacing w:before="40" w:after="40"/>
-              <w:ind w:left="284" w:hanging="142"/>
-              <w:rPr>
-                <w:rFonts w:cstheme="minorHAnsi"/>
-                <w:sz w:val="20"/>
-                <w:szCs w:val="20"/>
-              </w:rPr>
-            </w:pPr>
-            <w:r>
-              <w:rPr>
-                <w:rFonts w:cstheme="minorHAnsi"/>
-                <w:sz w:val="20"/>
-                <w:szCs w:val="20"/>
-              </w:rPr>
-              <w:t xml:space="preserve">OFFICIAL </w:t>
-            </w:r>
-            <w:r>
-              <w:rPr>
-                <w:rFonts w:cstheme="minorHAnsi"/>
-                <w:sz w:val="20"/>
-                <w:szCs w:val="20"/>
-              </w:rPr>
-              <w:t>15</w:t>
-            </w:r>
-          </w:p>
-        </w:tc>
-        <w:tc>
-          <w:tcPr>
-            <w:tcW w:w="4129" w:type="dxa"/>
-          </w:tcPr>
-          <w:p>
-            <w:pPr>
-              <w:spacing w:before="40" w:after="40"/>
-              <w:rPr>
-                <w:rFonts w:cstheme="minorHAnsi"/>
-                <w:sz w:val="20"/>
-                <w:szCs w:val="20"/>
-              </w:rPr>
-            </w:pPr>
-          </w:p>
-        </w:tc>
-        <w:tc>
-          <w:tcPr>
-            <w:tcW w:w="3991" w:type="dxa"/>
-          </w:tcPr>
-          <w:p>
-            <w:pPr>
-              <w:spacing w:before="40" w:after="40"/>
-              <w:rPr>
-                <w:rFonts w:cstheme="minorHAnsi"/>
-                <w:sz w:val="20"/>
-                <w:szCs w:val="20"/>
-              </w:rPr>
-            </w:pPr>
-          </w:p>
-        </w:tc>
-      </w:tr>
-      <w:tr>
-        <w:trPr>
-          <w:jc w:val="center"/>
-        </w:trPr>
-        <w:tc>
-          <w:tcPr>
-            <w:tcW w:w="1850" w:type="dxa"/>
-            <w:shd w:val="clear" w:color="auto" w:fill="B8CCE4" w:themeFill="accent1" w:themeFillTint="66"/>
-          </w:tcPr>
-          <w:p>
-            <w:pPr>
-              <w:pStyle w:val="ListParagraph"/>
-              <w:numPr>
-                <w:ilvl w:val="0"/>
-                <w:numId w:val="1"/>
-              </w:numPr>
-              <w:spacing w:before="40" w:after="40"/>
-              <w:ind w:left="284" w:hanging="142"/>
-              <w:rPr>
-                <w:rFonts w:cstheme="minorHAnsi"/>
-                <w:sz w:val="20"/>
-                <w:szCs w:val="20"/>
-              </w:rPr>
-            </w:pPr>
+            <w:r>
+              <w:rPr>
+                <w:rFonts w:cstheme="minorHAnsi"/>
+                <w:sz w:val="20"/>
+                <w:szCs w:val="20"/>
+              </w:rPr>
+              <w:t>---</w:t>
+            </w:r>
+          </w:p>
+        </w:tc>
+      </w:tr>
+      <w:tr>
+        <w:trPr>
+          <w:jc w:val="center"/>
+        </w:trPr>
+        <w:tc>
+          <w:tcPr>
+            <w:tcW w:w="1850" w:type="dxa"/>
+          </w:tcPr>
+          <w:p>
+            <w:pPr>
+              <w:pStyle w:val="ListParagraph"/>
+              <w:numPr>
+                <w:ilvl w:val="0"/>
+                <w:numId w:val="1"/>
+              </w:numPr>
+              <w:spacing w:before="40" w:after="40"/>
+              <w:ind w:left="284" w:hanging="142"/>
+              <w:rPr>
+                <w:rFonts w:cstheme="minorHAnsi"/>
+                <w:sz w:val="20"/>
+                <w:szCs w:val="20"/>
+              </w:rPr>
+            </w:pPr>
+            <w:r>
+              <w:rPr>
+                <w:rFonts w:cstheme="minorHAnsi"/>
+                <w:sz w:val="20"/>
+                <w:szCs w:val="20"/>
+              </w:rPr>
+              <w:t xml:space="preserve">Papan </w:t>
+            </w:r>
             <w:proofErr w:type="spellStart"/>
             <w:r>
               <w:rPr>
@@ -2636,7 +2812,7 @@
                 <w:sz w:val="20"/>
                 <w:szCs w:val="20"/>
               </w:rPr>
-              <w:t>Wasdal</w:t>
+              <w:t>Situasi</w:t>
             </w:r>
             <w:proofErr w:type="spellEnd"/>
             <w:r>
@@ -2645,267 +2821,7 @@
                 <w:sz w:val="20"/>
                 <w:szCs w:val="20"/>
               </w:rPr>
-              <w:t xml:space="preserve"> 1</w:t>
-            </w:r>
-          </w:p>
-        </w:tc>
-        <w:tc>
-          <w:tcPr>
-            <w:tcW w:w="4129" w:type="dxa"/>
-            <w:shd w:val="clear" w:color="auto" w:fill="B8CCE4" w:themeFill="accent1" w:themeFillTint="66"/>
-          </w:tcPr>
-          <w:p>
-            <w:pPr>
-              <w:spacing w:before="40" w:after="40"/>
-              <w:rPr>
-                <w:rFonts w:cstheme="minorHAnsi"/>
-                <w:sz w:val="20"/>
-                <w:szCs w:val="20"/>
-              </w:rPr>
-            </w:pPr>
-          </w:p>
-        </w:tc>
-        <w:tc>
-          <w:tcPr>
-            <w:tcW w:w="3991" w:type="dxa"/>
-            <w:shd w:val="clear" w:color="auto" w:fill="B8CCE4" w:themeFill="accent1" w:themeFillTint="66"/>
-          </w:tcPr>
-          <w:p>
-            <w:pPr>
-              <w:spacing w:before="40" w:after="40"/>
-              <w:rPr>
-                <w:rFonts w:cstheme="minorHAnsi"/>
-                <w:sz w:val="20"/>
-                <w:szCs w:val="20"/>
-              </w:rPr>
-            </w:pPr>
-          </w:p>
-        </w:tc>
-      </w:tr>
-      <w:tr>
-        <w:trPr>
-          <w:jc w:val="center"/>
-        </w:trPr>
-        <w:tc>
-          <w:tcPr>
-            <w:tcW w:w="1850" w:type="dxa"/>
-          </w:tcPr>
-          <w:p>
-            <w:pPr>
-              <w:pStyle w:val="ListParagraph"/>
-              <w:numPr>
-                <w:ilvl w:val="0"/>
-                <w:numId w:val="1"/>
-              </w:numPr>
-              <w:spacing w:before="40" w:after="40"/>
-              <w:ind w:left="284" w:hanging="142"/>
-              <w:rPr>
-                <w:rFonts w:cstheme="minorHAnsi"/>
-                <w:sz w:val="20"/>
-                <w:szCs w:val="20"/>
-              </w:rPr>
-            </w:pPr>
-            <w:proofErr w:type="spellStart"/>
-            <w:r>
-              <w:rPr>
-                <w:rFonts w:cstheme="minorHAnsi"/>
-                <w:sz w:val="20"/>
-                <w:szCs w:val="20"/>
-              </w:rPr>
-              <w:t>Wasdal</w:t>
-            </w:r>
-            <w:proofErr w:type="spellEnd"/>
-            <w:r>
-              <w:rPr>
-                <w:rFonts w:cstheme="minorHAnsi"/>
-                <w:sz w:val="20"/>
-                <w:szCs w:val="20"/>
-              </w:rPr>
               <w:t xml:space="preserve"> 2</w:t>
-            </w:r>
-          </w:p>
-        </w:tc>
-        <w:tc>
-          <w:tcPr>
-            <w:tcW w:w="4129" w:type="dxa"/>
-          </w:tcPr>
-          <w:p>
-            <w:pPr>
-              <w:spacing w:before="40" w:after="40"/>
-              <w:rPr>
-                <w:rFonts w:cstheme="minorHAnsi"/>
-                <w:sz w:val="20"/>
-                <w:szCs w:val="20"/>
-              </w:rPr>
-            </w:pPr>
-          </w:p>
-        </w:tc>
-        <w:tc>
-          <w:tcPr>
-            <w:tcW w:w="3991" w:type="dxa"/>
-          </w:tcPr>
-          <w:p>
-            <w:pPr>
-              <w:spacing w:before="40" w:after="40"/>
-              <w:rPr>
-                <w:rFonts w:cstheme="minorHAnsi"/>
-                <w:sz w:val="20"/>
-                <w:szCs w:val="20"/>
-              </w:rPr>
-            </w:pPr>
-          </w:p>
-        </w:tc>
-      </w:tr>
-      <w:tr>
-        <w:trPr>
-          <w:jc w:val="center"/>
-        </w:trPr>
-        <w:tc>
-          <w:tcPr>
-            <w:tcW w:w="1850" w:type="dxa"/>
-            <w:shd w:val="clear" w:color="auto" w:fill="B8CCE4" w:themeFill="accent1" w:themeFillTint="66"/>
-          </w:tcPr>
-          <w:p>
-            <w:pPr>
-              <w:pStyle w:val="ListParagraph"/>
-              <w:numPr>
-                <w:ilvl w:val="0"/>
-                <w:numId w:val="1"/>
-              </w:numPr>
-              <w:spacing w:before="40" w:after="40"/>
-              <w:ind w:left="284" w:hanging="142"/>
-              <w:rPr>
-                <w:rFonts w:cstheme="minorHAnsi"/>
-                <w:sz w:val="20"/>
-                <w:szCs w:val="20"/>
-              </w:rPr>
-            </w:pPr>
-            <w:r>
-              <w:rPr>
-                <w:rFonts w:cstheme="minorHAnsi"/>
-                <w:sz w:val="20"/>
-                <w:szCs w:val="20"/>
-              </w:rPr>
-              <w:t xml:space="preserve">Papan </w:t>
-            </w:r>
-            <w:proofErr w:type="spellStart"/>
-            <w:r>
-              <w:rPr>
-                <w:rFonts w:cstheme="minorHAnsi"/>
-                <w:sz w:val="20"/>
-                <w:szCs w:val="20"/>
-              </w:rPr>
-              <w:t>Situasi</w:t>
-            </w:r>
-            <w:proofErr w:type="spellEnd"/>
-            <w:r>
-              <w:rPr>
-                <w:rFonts w:cstheme="minorHAnsi"/>
-                <w:sz w:val="20"/>
-                <w:szCs w:val="20"/>
-              </w:rPr>
-              <w:t xml:space="preserve"> 1</w:t>
-            </w:r>
-          </w:p>
-        </w:tc>
-        <w:tc>
-          <w:tcPr>
-            <w:tcW w:w="4129" w:type="dxa"/>
-            <w:shd w:val="clear" w:color="auto" w:fill="B8CCE4" w:themeFill="accent1" w:themeFillTint="66"/>
-          </w:tcPr>
-          <w:p>
-            <w:pPr>
-              <w:spacing w:before="40" w:after="40"/>
-              <w:rPr>
-                <w:rFonts w:cstheme="minorHAnsi"/>
-                <w:sz w:val="20"/>
-                <w:szCs w:val="20"/>
-              </w:rPr>
-            </w:pPr>
-          </w:p>
-        </w:tc>
-        <w:tc>
-          <w:tcPr>
-            <w:tcW w:w="3991" w:type="dxa"/>
-            <w:shd w:val="clear" w:color="auto" w:fill="B8CCE4" w:themeFill="accent1" w:themeFillTint="66"/>
-          </w:tcPr>
-          <w:p>
-            <w:pPr>
-              <w:spacing w:before="40" w:after="40"/>
-              <w:jc w:val="center"/>
-              <w:rPr>
-                <w:rFonts w:cstheme="minorHAnsi"/>
-                <w:sz w:val="20"/>
-                <w:szCs w:val="20"/>
-              </w:rPr>
-            </w:pPr>
-            <w:r>
-              <w:rPr>
-                <w:rFonts w:cstheme="minorHAnsi"/>
-                <w:sz w:val="20"/>
-                <w:szCs w:val="20"/>
-              </w:rPr>
-              <w:t>---</w:t>
-            </w:r>
-          </w:p>
-        </w:tc>
-      </w:tr>
-      <w:tr>
-        <w:trPr>
-          <w:jc w:val="center"/>
-        </w:trPr>
-        <w:tc>
-          <w:tcPr>
-            <w:tcW w:w="1850" w:type="dxa"/>
-          </w:tcPr>
-          <w:p>
-            <w:pPr>
-              <w:pStyle w:val="ListParagraph"/>
-              <w:numPr>
-                <w:ilvl w:val="0"/>
-                <w:numId w:val="1"/>
-              </w:numPr>
-              <w:spacing w:before="40" w:after="40"/>
-              <w:ind w:left="284" w:hanging="142"/>
-              <w:rPr>
-                <w:rFonts w:cstheme="minorHAnsi"/>
-                <w:sz w:val="20"/>
-                <w:szCs w:val="20"/>
-              </w:rPr>
-            </w:pPr>
-            <w:r>
-              <w:rPr>
-                <w:rFonts w:cstheme="minorHAnsi"/>
-                <w:sz w:val="20"/>
-                <w:szCs w:val="20"/>
-              </w:rPr>
-              <w:t xml:space="preserve">Papan </w:t>
-            </w:r>
-            <w:proofErr w:type="spellStart"/>
-            <w:r>
-              <w:rPr>
-                <w:rFonts w:cstheme="minorHAnsi"/>
-                <w:sz w:val="20"/>
-                <w:szCs w:val="20"/>
-              </w:rPr>
-              <w:t>Situasi</w:t>
-            </w:r>
-            <w:proofErr w:type="spellEnd"/>
-            <w:r>
-              <w:rPr>
-                <w:rFonts w:cstheme="minorHAnsi"/>
-                <w:sz w:val="20"/>
-                <w:szCs w:val="20"/>
-              </w:rPr>
-              <w:t xml:space="preserve"> </w:t>
-            </w:r>
-            <w:r>
-              <w:rPr>
-                <w:rFonts w:cstheme="minorHAnsi"/>
-                <w:sz w:val="20"/>
-                <w:szCs w:val="20"/>
-              </w:rPr>
-              <w:t>2</w:t>
             </w:r>
           </w:p>
         </w:tc>
@@ -3054,16 +2970,7 @@
                 <w:sz w:val="20"/>
                 <w:szCs w:val="20"/>
               </w:rPr>
-              <w:t xml:space="preserve"> </w:t>
-            </w:r>
-            <w:r>
-              <w:rPr>
-                <w:rFonts w:cstheme="minorHAnsi"/>
-                <w:b/>
-                <w:sz w:val="20"/>
-                <w:szCs w:val="20"/>
-              </w:rPr>
-              <w:t>– System 2</w:t>
+              <w:t xml:space="preserve"> – System 2</w:t>
             </w:r>
             <w:r>
               <w:rPr>
@@ -4762,8 +4669,9 @@
                 <w:sz w:val="20"/>
                 <w:szCs w:val="20"/>
               </w:rPr>
-              <w:t xml:space="preserve"> </w:t>
-            </w:r>
+              <w:t xml:space="preserve"> – System 19 – </w:t>
+            </w:r>
+            <w:proofErr w:type="spellStart"/>
             <w:r>
               <w:rPr>
                 <w:rFonts w:cstheme="minorHAnsi"/>
@@ -4771,8 +4679,9 @@
                 <w:sz w:val="20"/>
                 <w:szCs w:val="20"/>
               </w:rPr>
-              <w:t xml:space="preserve">– System </w:t>
-            </w:r>
+              <w:t>Voip</w:t>
+            </w:r>
+            <w:proofErr w:type="spellEnd"/>
             <w:r>
               <w:rPr>
                 <w:rFonts w:cstheme="minorHAnsi"/>
@@ -4780,45 +4689,7 @@
                 <w:sz w:val="20"/>
                 <w:szCs w:val="20"/>
               </w:rPr>
-              <w:t>19</w:t>
-            </w:r>
-            <w:r>
-              <w:rPr>
-                <w:rFonts w:cstheme="minorHAnsi"/>
-                <w:b/>
-                <w:sz w:val="20"/>
-                <w:szCs w:val="20"/>
-              </w:rPr>
-              <w:t xml:space="preserve"> – </w:t>
-            </w:r>
-            <w:proofErr w:type="spellStart"/>
-            <w:r>
-              <w:rPr>
-                <w:rFonts w:cstheme="minorHAnsi"/>
-                <w:b/>
-                <w:sz w:val="20"/>
-                <w:szCs w:val="20"/>
-              </w:rPr>
-              <w:t>Voip</w:t>
-            </w:r>
-            <w:proofErr w:type="spellEnd"/>
-            <w:r>
-              <w:rPr>
-                <w:rFonts w:cstheme="minorHAnsi"/>
-                <w:b/>
-                <w:sz w:val="20"/>
-                <w:szCs w:val="20"/>
-              </w:rPr>
-              <w:t xml:space="preserve"> 1</w:t>
-            </w:r>
-            <w:r>
-              <w:rPr>
-                <w:rFonts w:cstheme="minorHAnsi"/>
-                <w:b/>
-                <w:sz w:val="20"/>
-                <w:szCs w:val="20"/>
-              </w:rPr>
-              <w:t>7</w:t>
+              <w:t xml:space="preserve"> 17</w:t>
             </w:r>
           </w:p>
         </w:tc>
@@ -6309,7 +6180,7 @@
                 <w:sz w:val="20"/>
                 <w:szCs w:val="20"/>
               </w:rPr>
-              <w:t>CD</w:t>
+              <w:t>CDWO</w:t>
             </w:r>
             <w:r>
               <w:rPr>
@@ -6318,8 +6189,9 @@
                 <w:sz w:val="20"/>
                 <w:szCs w:val="20"/>
               </w:rPr>
-              <w:t>WO</w:t>
-            </w:r>
+              <w:t xml:space="preserve"> – System 18 – </w:t>
+            </w:r>
+            <w:proofErr w:type="spellStart"/>
             <w:r>
               <w:rPr>
                 <w:rFonts w:cstheme="minorHAnsi"/>
@@ -6327,8 +6199,9 @@
                 <w:sz w:val="20"/>
                 <w:szCs w:val="20"/>
               </w:rPr>
-              <w:t xml:space="preserve"> </w:t>
-            </w:r>
+              <w:t>Voip</w:t>
+            </w:r>
+            <w:proofErr w:type="spellEnd"/>
             <w:r>
               <w:rPr>
                 <w:rFonts w:cstheme="minorHAnsi"/>
@@ -6336,54 +6209,7 @@
                 <w:sz w:val="20"/>
                 <w:szCs w:val="20"/>
               </w:rPr>
-              <w:t xml:space="preserve">– System </w:t>
-            </w:r>
-            <w:r>
-              <w:rPr>
-                <w:rFonts w:cstheme="minorHAnsi"/>
-                <w:b/>
-                <w:sz w:val="20"/>
-                <w:szCs w:val="20"/>
-              </w:rPr>
-              <w:t>18</w:t>
-            </w:r>
-            <w:r>
-              <w:rPr>
-                <w:rFonts w:cstheme="minorHAnsi"/>
-                <w:b/>
-                <w:sz w:val="20"/>
-                <w:szCs w:val="20"/>
-              </w:rPr>
-              <w:t xml:space="preserve"> – </w:t>
-            </w:r>
-            <w:proofErr w:type="spellStart"/>
-            <w:r>
-              <w:rPr>
-                <w:rFonts w:cstheme="minorHAnsi"/>
-                <w:b/>
-                <w:sz w:val="20"/>
-                <w:szCs w:val="20"/>
-              </w:rPr>
-              <w:t>Voip</w:t>
-            </w:r>
-            <w:proofErr w:type="spellEnd"/>
-            <w:r>
-              <w:rPr>
-                <w:rFonts w:cstheme="minorHAnsi"/>
-                <w:b/>
-                <w:sz w:val="20"/>
-                <w:szCs w:val="20"/>
-              </w:rPr>
-              <w:t xml:space="preserve"> 1</w:t>
-            </w:r>
-            <w:r>
-              <w:rPr>
-                <w:rFonts w:cstheme="minorHAnsi"/>
-                <w:b/>
-                <w:sz w:val="20"/>
-                <w:szCs w:val="20"/>
-              </w:rPr>
-              <w:t>6</w:t>
+              <w:t xml:space="preserve"> 16</w:t>
             </w:r>
           </w:p>
         </w:tc>
@@ -7798,7 +7624,7 @@
                 <w:sz w:val="20"/>
                 <w:szCs w:val="20"/>
               </w:rPr>
-              <w:t>LF</w:t>
+              <w:t>LFWO</w:t>
             </w:r>
             <w:r>
               <w:rPr>
@@ -7807,8 +7633,9 @@
                 <w:sz w:val="20"/>
                 <w:szCs w:val="20"/>
               </w:rPr>
-              <w:t>WO</w:t>
-            </w:r>
+              <w:t xml:space="preserve"> – System 18 – </w:t>
+            </w:r>
+            <w:proofErr w:type="spellStart"/>
             <w:r>
               <w:rPr>
                 <w:rFonts w:cstheme="minorHAnsi"/>
@@ -7816,8 +7643,9 @@
                 <w:sz w:val="20"/>
                 <w:szCs w:val="20"/>
               </w:rPr>
-              <w:t xml:space="preserve"> </w:t>
-            </w:r>
+              <w:t>Voip</w:t>
+            </w:r>
+            <w:proofErr w:type="spellEnd"/>
             <w:r>
               <w:rPr>
                 <w:rFonts w:cstheme="minorHAnsi"/>
@@ -7825,54 +7653,7 @@
                 <w:sz w:val="20"/>
                 <w:szCs w:val="20"/>
               </w:rPr>
-              <w:t xml:space="preserve">– System </w:t>
-            </w:r>
-            <w:r>
-              <w:rPr>
-                <w:rFonts w:cstheme="minorHAnsi"/>
-                <w:b/>
-                <w:sz w:val="20"/>
-                <w:szCs w:val="20"/>
-              </w:rPr>
-              <w:t>18</w:t>
-            </w:r>
-            <w:r>
-              <w:rPr>
-                <w:rFonts w:cstheme="minorHAnsi"/>
-                <w:b/>
-                <w:sz w:val="20"/>
-                <w:szCs w:val="20"/>
-              </w:rPr>
-              <w:t xml:space="preserve"> – </w:t>
-            </w:r>
-            <w:proofErr w:type="spellStart"/>
-            <w:r>
-              <w:rPr>
-                <w:rFonts w:cstheme="minorHAnsi"/>
-                <w:b/>
-                <w:sz w:val="20"/>
-                <w:szCs w:val="20"/>
-              </w:rPr>
-              <w:t>Voip</w:t>
-            </w:r>
-            <w:proofErr w:type="spellEnd"/>
-            <w:r>
-              <w:rPr>
-                <w:rFonts w:cstheme="minorHAnsi"/>
-                <w:b/>
-                <w:sz w:val="20"/>
-                <w:szCs w:val="20"/>
-              </w:rPr>
-              <w:t xml:space="preserve"> 1</w:t>
-            </w:r>
-            <w:r>
-              <w:rPr>
-                <w:rFonts w:cstheme="minorHAnsi"/>
-                <w:b/>
-                <w:sz w:val="20"/>
-                <w:szCs w:val="20"/>
-              </w:rPr>
-              <w:t>6</w:t>
+              <w:t xml:space="preserve"> 16</w:t>
             </w:r>
           </w:p>
         </w:tc>
@@ -9272,7 +9053,7 @@
                 <w:sz w:val="20"/>
                 <w:szCs w:val="20"/>
               </w:rPr>
-              <w:t>SU</w:t>
+              <w:t>SUWO</w:t>
             </w:r>
             <w:r>
               <w:rPr>
@@ -9281,8 +9062,9 @@
                 <w:sz w:val="20"/>
                 <w:szCs w:val="20"/>
               </w:rPr>
-              <w:t>WO</w:t>
-            </w:r>
+              <w:t xml:space="preserve"> – System 18 – </w:t>
+            </w:r>
+            <w:proofErr w:type="spellStart"/>
             <w:r>
               <w:rPr>
                 <w:rFonts w:cstheme="minorHAnsi"/>
@@ -9290,8 +9072,9 @@
                 <w:sz w:val="20"/>
                 <w:szCs w:val="20"/>
               </w:rPr>
-              <w:t xml:space="preserve"> </w:t>
-            </w:r>
+              <w:t>Voip</w:t>
+            </w:r>
+            <w:proofErr w:type="spellEnd"/>
             <w:r>
               <w:rPr>
                 <w:rFonts w:cstheme="minorHAnsi"/>
@@ -9299,54 +9082,7 @@
                 <w:sz w:val="20"/>
                 <w:szCs w:val="20"/>
               </w:rPr>
-              <w:t xml:space="preserve">– System </w:t>
-            </w:r>
-            <w:r>
-              <w:rPr>
-                <w:rFonts w:cstheme="minorHAnsi"/>
-                <w:b/>
-                <w:sz w:val="20"/>
-                <w:szCs w:val="20"/>
-              </w:rPr>
-              <w:t>18</w:t>
-            </w:r>
-            <w:r>
-              <w:rPr>
-                <w:rFonts w:cstheme="minorHAnsi"/>
-                <w:b/>
-                <w:sz w:val="20"/>
-                <w:szCs w:val="20"/>
-              </w:rPr>
-              <w:t xml:space="preserve"> – </w:t>
-            </w:r>
-            <w:proofErr w:type="spellStart"/>
-            <w:r>
-              <w:rPr>
-                <w:rFonts w:cstheme="minorHAnsi"/>
-                <w:b/>
-                <w:sz w:val="20"/>
-                <w:szCs w:val="20"/>
-              </w:rPr>
-              <w:t>Voip</w:t>
-            </w:r>
-            <w:proofErr w:type="spellEnd"/>
-            <w:r>
-              <w:rPr>
-                <w:rFonts w:cstheme="minorHAnsi"/>
-                <w:b/>
-                <w:sz w:val="20"/>
-                <w:szCs w:val="20"/>
-              </w:rPr>
-              <w:t xml:space="preserve"> 1</w:t>
-            </w:r>
-            <w:r>
-              <w:rPr>
-                <w:rFonts w:cstheme="minorHAnsi"/>
-                <w:b/>
-                <w:sz w:val="20"/>
-                <w:szCs w:val="20"/>
-              </w:rPr>
-              <w:t>6</w:t>
+              <w:t xml:space="preserve"> 16</w:t>
             </w:r>
           </w:p>
         </w:tc>
